--- a/Backend/Director_Disclosure/Output_Disclosures/2024-25/ADANI_INFRA__INDIA__LIMITED/MBP-1/MBP1_JATINKUMAR_RAMESHCHANDRA_JALUNDHWALA_00137888.docx
+++ b/Backend/Director_Disclosure/Output_Disclosures/2024-25/ADANI_INFRA__INDIA__LIMITED/MBP-1/MBP1_JATINKUMAR_RAMESHCHANDRA_JALUNDHWALA_00137888.docx
@@ -93,287 +93,17 @@
     </w:p>
     <w:p>
       <w:pPr>
-        <w:spacing w:before="0" w:after="0"/>
-        <w:jc w:val="left"/>
-      </w:pPr>
-      <w:r>
-        <w:rPr>
-          <w:rFonts w:ascii="Adani" w:hAnsi="Adani"/>
-          <w:b w:val="0"/>
-          <w:sz w:val="20"/>
-          <w:u w:val="none"/>
-        </w:rPr>
-        <w:t>NAVBHARAT MEGA DEVELOPERS PRIVATE LIMITED</w:t>
-      </w:r>
-    </w:p>
-    <w:p>
-      <w:pPr>
-        <w:spacing w:before="0" w:after="0"/>
-        <w:jc w:val="left"/>
-      </w:pPr>
-      <w:r>
-        <w:rPr>
-          <w:rFonts w:ascii="Adani" w:hAnsi="Adani"/>
-          <w:b w:val="0"/>
-          <w:sz w:val="20"/>
-          <w:u w:val="none"/>
-        </w:rPr>
-        <w:t>PLR SYSTEMS (INDIA) LIMITED</w:t>
-      </w:r>
-    </w:p>
-    <w:p>
-      <w:pPr>
-        <w:spacing w:before="0" w:after="0"/>
-        <w:jc w:val="left"/>
-      </w:pPr>
-      <w:r>
-        <w:rPr>
-          <w:rFonts w:ascii="Adani" w:hAnsi="Adani"/>
-          <w:b w:val="0"/>
-          <w:sz w:val="20"/>
-          <w:u w:val="none"/>
-        </w:rPr>
-        <w:t>PLR SYSTEMS PRIVATE LIMITED</w:t>
-      </w:r>
-    </w:p>
-    <w:p>
-      <w:pPr>
-        <w:spacing w:before="0" w:after="0"/>
-        <w:jc w:val="left"/>
-      </w:pPr>
-      <w:r>
-        <w:rPr>
-          <w:rFonts w:ascii="Adani" w:hAnsi="Adani"/>
-          <w:b w:val="0"/>
-          <w:sz w:val="20"/>
-          <w:u w:val="none"/>
-        </w:rPr>
-        <w:t>ADANI COMMODITIES LLP</w:t>
-      </w:r>
-    </w:p>
-    <w:p>
-      <w:pPr>
-        <w:spacing w:before="0" w:after="0"/>
-        <w:jc w:val="left"/>
-      </w:pPr>
-      <w:r>
-        <w:rPr>
-          <w:rFonts w:ascii="Adani" w:hAnsi="Adani"/>
-          <w:b w:val="0"/>
-          <w:sz w:val="20"/>
-          <w:u w:val="none"/>
-        </w:rPr>
-        <w:t>ADANI TRADEWING LLP</w:t>
-      </w:r>
-    </w:p>
-    <w:p>
-      <w:pPr>
-        <w:spacing w:before="0" w:after="0"/>
-        <w:jc w:val="left"/>
-      </w:pPr>
-      <w:r>
-        <w:rPr>
-          <w:rFonts w:ascii="Adani" w:hAnsi="Adani"/>
-          <w:b w:val="0"/>
-          <w:sz w:val="20"/>
-          <w:u w:val="none"/>
-        </w:rPr>
-        <w:t>ADANI TRADEX LLP</w:t>
-      </w:r>
-    </w:p>
-    <w:p>
-      <w:pPr>
-        <w:spacing w:before="0" w:after="0"/>
-        <w:jc w:val="left"/>
-      </w:pPr>
-      <w:r>
-        <w:rPr>
-          <w:rFonts w:ascii="Adani" w:hAnsi="Adani"/>
-          <w:b w:val="0"/>
-          <w:sz w:val="20"/>
-          <w:u w:val="none"/>
-        </w:rPr>
-        <w:t>ADANI-ELBIT ADVANCED SYSTEMS INDIA LIMITED</w:t>
-      </w:r>
-    </w:p>
-    <w:p>
-      <w:pPr>
-        <w:spacing w:before="0" w:after="0"/>
-        <w:jc w:val="left"/>
-      </w:pPr>
-      <w:r>
-        <w:rPr>
-          <w:rFonts w:ascii="Adani" w:hAnsi="Adani"/>
-          <w:b w:val="0"/>
-          <w:sz w:val="20"/>
-          <w:u w:val="none"/>
-        </w:rPr>
-        <w:t>ADANI WELSPUN EXPLORATION LIMITED</w:t>
-      </w:r>
-    </w:p>
-    <w:p>
-      <w:pPr>
-        <w:spacing w:before="0" w:after="0"/>
-        <w:jc w:val="left"/>
-      </w:pPr>
-      <w:r>
-        <w:rPr>
-          <w:rFonts w:ascii="Adani" w:hAnsi="Adani"/>
-          <w:b w:val="0"/>
-          <w:sz w:val="20"/>
-          <w:u w:val="none"/>
-        </w:rPr>
-        <w:t>MAHAGUJ POWER LLP</w:t>
-      </w:r>
-    </w:p>
-    <w:p>
-      <w:pPr>
-        <w:spacing w:before="0" w:after="0"/>
-        <w:jc w:val="left"/>
-      </w:pPr>
-      <w:r>
-        <w:rPr>
-          <w:rFonts w:ascii="Adani" w:hAnsi="Adani"/>
-          <w:b w:val="0"/>
-          <w:sz w:val="20"/>
-          <w:u w:val="none"/>
-        </w:rPr>
-        <w:t>ADANI AEROSPACE AND DEFENCE LIMITED</w:t>
-      </w:r>
-    </w:p>
-    <w:p>
-      <w:pPr>
-        <w:spacing w:before="0" w:after="0"/>
-        <w:jc w:val="left"/>
-      </w:pPr>
-      <w:r>
-        <w:rPr>
-          <w:rFonts w:ascii="Adani" w:hAnsi="Adani"/>
-          <w:b w:val="0"/>
-          <w:sz w:val="20"/>
-          <w:u w:val="none"/>
-        </w:rPr>
-        <w:t>ORDEFENCE SYSTEMS LIMITED</w:t>
-      </w:r>
-    </w:p>
-    <w:p>
-      <w:pPr>
-        <w:spacing w:before="0" w:after="0"/>
-        <w:jc w:val="left"/>
-      </w:pPr>
-      <w:r>
-        <w:rPr>
-          <w:rFonts w:ascii="Adani" w:hAnsi="Adani"/>
-          <w:b w:val="0"/>
-          <w:sz w:val="20"/>
-          <w:u w:val="none"/>
-        </w:rPr>
-        <w:t>ADANI ENTERPRISES LIMITED</w:t>
-      </w:r>
-    </w:p>
-    <w:p>
-      <w:pPr>
-        <w:spacing w:before="0" w:after="0"/>
-        <w:jc w:val="left"/>
-      </w:pPr>
-      <w:r>
-        <w:rPr>
-          <w:rFonts w:ascii="Adani" w:hAnsi="Adani"/>
-          <w:b w:val="0"/>
-          <w:sz w:val="20"/>
-          <w:u w:val="none"/>
-        </w:rPr>
-        <w:t>ADANI DEFENCE SYSTEMS AND TECHNOLOGIES LIMITED</w:t>
-      </w:r>
-    </w:p>
-    <w:p>
-      <w:pPr>
-        <w:spacing w:before="0" w:after="0"/>
-        <w:jc w:val="left"/>
-      </w:pPr>
-      <w:r>
-        <w:rPr>
-          <w:rFonts w:ascii="Adani" w:hAnsi="Adani"/>
-          <w:b w:val="0"/>
-          <w:sz w:val="20"/>
-          <w:u w:val="none"/>
-        </w:rPr>
-        <w:t>ADANI RENEWABLE ENERGY HOLDING TWO LIMITED</w:t>
-      </w:r>
-    </w:p>
-    <w:p>
-      <w:pPr>
-        <w:spacing w:before="0" w:after="0"/>
-        <w:jc w:val="left"/>
-      </w:pPr>
-      <w:r>
-        <w:rPr>
-          <w:rFonts w:ascii="Adani" w:hAnsi="Adani"/>
-          <w:b w:val="0"/>
-          <w:sz w:val="20"/>
-          <w:u w:val="none"/>
-        </w:rPr>
-        <w:t>ADANI BUNKERING LIMITED</w:t>
-      </w:r>
-    </w:p>
-    <w:p>
-      <w:pPr>
-        <w:spacing w:before="0" w:after="0"/>
-        <w:jc w:val="left"/>
-      </w:pPr>
-      <w:r>
-        <w:rPr>
-          <w:rFonts w:ascii="Adani" w:hAnsi="Adani"/>
-          <w:b w:val="0"/>
-          <w:sz w:val="20"/>
-          <w:u w:val="none"/>
-        </w:rPr>
-        <w:t>ADANI GAS HOLDINGS LIMITED</w:t>
-      </w:r>
-    </w:p>
-    <w:p>
-      <w:pPr>
-        <w:spacing w:before="0" w:after="0"/>
-        <w:jc w:val="left"/>
-      </w:pPr>
-      <w:r>
-        <w:rPr>
-          <w:rFonts w:ascii="Adani" w:hAnsi="Adani"/>
-          <w:b w:val="0"/>
-          <w:sz w:val="20"/>
-          <w:u w:val="none"/>
-        </w:rPr>
-        <w:t>ADANI SHIPPING (INDIA) LIMITED</w:t>
-      </w:r>
-    </w:p>
-    <w:p>
-      <w:pPr>
-        <w:spacing w:before="0" w:after="0"/>
-        <w:jc w:val="left"/>
-      </w:pPr>
-      <w:r>
-        <w:rPr>
-          <w:rFonts w:ascii="Adani" w:hAnsi="Adani"/>
-          <w:b w:val="0"/>
-          <w:sz w:val="20"/>
-          <w:u w:val="none"/>
-        </w:rPr>
-        <w:t>ADANI INFRA (INDIA) LIMITED</w:t>
-      </w:r>
-    </w:p>
-    <w:p>
-      <w:pPr>
         <w:spacing w:before="0" w:after="160"/>
         <w:jc w:val="left"/>
       </w:pPr>
       <w:r>
         <w:rPr>
           <w:rFonts w:ascii="Adani" w:hAnsi="Adani"/>
-          <w:b w:val="0"/>
+          <w:b/>
           <w:sz w:val="20"/>
           <w:u w:val="none"/>
         </w:rPr>
-        <w:t>ADANI TRUSTEE COMPANY PRIVATE LIMITED</w:t>
+        <w:t>ADANI INFRA (INDIA) LIMITED</w:t>
       </w:r>
     </w:p>
     <w:p>
@@ -801,7 +531,7 @@
                 <w:sz w:val="18"/>
                 <w:u w:val="none"/>
               </w:rPr>
-              <w:t>PLR SYSTEMS (INDIA) LIMITED</w:t>
+              <w:t>PLR SYSTEMS PRIVATE LIMITED</w:t>
             </w:r>
           </w:p>
         </w:tc>
@@ -1085,7 +815,7 @@
                 <w:sz w:val="18"/>
                 <w:u w:val="none"/>
               </w:rPr>
-              <w:t>PLR SYSTEMS PRIVATE LIMITED</w:t>
+              <w:t>PLR SYSTEMS (INDIA) LIMITED</w:t>
             </w:r>
           </w:p>
         </w:tc>
@@ -1653,148 +1383,6 @@
                 <w:sz w:val="18"/>
                 <w:u w:val="none"/>
               </w:rPr>
-              <w:t>ADANI-ELBIT ADVANCED SYSTEMS INDIA LIMITED</w:t>
-            </w:r>
-          </w:p>
-        </w:tc>
-        <w:tc>
-          <w:tcPr>
-            <w:tcW w:type="dxa" w:w="1814"/>
-            <w:shd w:val="clear" w:color="auto" w:fill="FFFFFF"/>
-            <w:tcBorders>
-              <w:top w:val="single" w:sz="4" w:space="0" w:color="000000"/>
-              <w:left w:val="single" w:sz="4" w:space="0" w:color="000000"/>
-              <w:bottom w:val="single" w:sz="4" w:space="0" w:color="000000"/>
-              <w:right w:val="single" w:sz="4" w:space="0" w:color="000000"/>
-            </w:tcBorders>
-            <w:vAlign w:val="center"/>
-          </w:tcPr>
-          <w:p>
-            <w:pPr>
-              <w:spacing w:before="40" w:after="40"/>
-              <w:jc w:val="left"/>
-            </w:pPr>
-            <w:r>
-              <w:rPr>
-                <w:rFonts w:ascii="Adani" w:hAnsi="Adani"/>
-                <w:b w:val="0"/>
-                <w:sz w:val="18"/>
-                <w:u w:val="none"/>
-              </w:rPr>
-              <w:t>Director</w:t>
-            </w:r>
-          </w:p>
-        </w:tc>
-        <w:tc>
-          <w:tcPr>
-            <w:tcW w:type="dxa" w:w="1020"/>
-            <w:shd w:val="clear" w:color="auto" w:fill="FFFFFF"/>
-            <w:tcBorders>
-              <w:top w:val="single" w:sz="4" w:space="0" w:color="000000"/>
-              <w:left w:val="single" w:sz="4" w:space="0" w:color="000000"/>
-              <w:bottom w:val="single" w:sz="4" w:space="0" w:color="000000"/>
-              <w:right w:val="single" w:sz="4" w:space="0" w:color="000000"/>
-            </w:tcBorders>
-            <w:vAlign w:val="center"/>
-          </w:tcPr>
-          <w:p>
-            <w:pPr>
-              <w:spacing w:before="40" w:after="40"/>
-              <w:jc w:val="left"/>
-            </w:pPr>
-            <w:r>
-              <w:rPr>
-                <w:rFonts w:ascii="Adani" w:hAnsi="Adani"/>
-                <w:b w:val="0"/>
-                <w:sz w:val="18"/>
-                <w:u w:val="none"/>
-              </w:rPr>
-              <w:t>NIL</w:t>
-            </w:r>
-          </w:p>
-        </w:tc>
-        <w:tc>
-          <w:tcPr>
-            <w:tcW w:type="dxa" w:w="1247"/>
-            <w:shd w:val="clear" w:color="auto" w:fill="FFFFFF"/>
-            <w:tcBorders>
-              <w:top w:val="single" w:sz="4" w:space="0" w:color="000000"/>
-              <w:left w:val="single" w:sz="4" w:space="0" w:color="000000"/>
-              <w:bottom w:val="single" w:sz="4" w:space="0" w:color="000000"/>
-              <w:right w:val="single" w:sz="4" w:space="0" w:color="000000"/>
-            </w:tcBorders>
-            <w:vAlign w:val="center"/>
-          </w:tcPr>
-          <w:p>
-            <w:pPr>
-              <w:spacing w:before="40" w:after="40"/>
-              <w:jc w:val="left"/>
-            </w:pPr>
-            <w:r>
-              <w:rPr>
-                <w:rFonts w:ascii="Adani" w:hAnsi="Adani"/>
-                <w:b w:val="0"/>
-                <w:sz w:val="18"/>
-                <w:u w:val="none"/>
-              </w:rPr>
-              <w:t>06/09/2018</w:t>
-            </w:r>
-          </w:p>
-        </w:tc>
-      </w:tr>
-      <w:tr>
-        <w:tc>
-          <w:tcPr>
-            <w:tcW w:type="dxa" w:w="680"/>
-            <w:shd w:val="clear" w:color="auto" w:fill="FFFFFF"/>
-            <w:tcBorders>
-              <w:top w:val="single" w:sz="4" w:space="0" w:color="000000"/>
-              <w:left w:val="single" w:sz="4" w:space="0" w:color="000000"/>
-              <w:bottom w:val="single" w:sz="4" w:space="0" w:color="000000"/>
-              <w:right w:val="single" w:sz="4" w:space="0" w:color="000000"/>
-            </w:tcBorders>
-            <w:vAlign w:val="center"/>
-          </w:tcPr>
-          <w:p>
-            <w:pPr>
-              <w:spacing w:before="40" w:after="40"/>
-              <w:jc w:val="left"/>
-            </w:pPr>
-            <w:r>
-              <w:rPr>
-                <w:rFonts w:ascii="Adani" w:hAnsi="Adani"/>
-                <w:b w:val="0"/>
-                <w:sz w:val="18"/>
-                <w:u w:val="none"/>
-              </w:rPr>
-              <w:t>9</w:t>
-            </w:r>
-          </w:p>
-        </w:tc>
-        <w:tc>
-          <w:tcPr>
-            <w:tcW w:type="dxa" w:w="3969"/>
-            <w:shd w:val="clear" w:color="auto" w:fill="FFFFFF"/>
-            <w:tcBorders>
-              <w:top w:val="single" w:sz="4" w:space="0" w:color="000000"/>
-              <w:left w:val="single" w:sz="4" w:space="0" w:color="000000"/>
-              <w:bottom w:val="single" w:sz="4" w:space="0" w:color="000000"/>
-              <w:right w:val="single" w:sz="4" w:space="0" w:color="000000"/>
-            </w:tcBorders>
-            <w:vAlign w:val="center"/>
-          </w:tcPr>
-          <w:p>
-            <w:pPr>
-              <w:spacing w:before="40" w:after="40"/>
-              <w:jc w:val="left"/>
-            </w:pPr>
-            <w:r>
-              <w:rPr>
-                <w:rFonts w:ascii="Adani" w:hAnsi="Adani"/>
-                <w:b w:val="0"/>
-                <w:sz w:val="18"/>
-                <w:u w:val="none"/>
-              </w:rPr>
               <w:t>ADANI WELSPUN EXPLORATION LIMITED</w:t>
             </w:r>
           </w:p>
@@ -1909,7 +1497,7 @@
                 <w:sz w:val="18"/>
                 <w:u w:val="none"/>
               </w:rPr>
-              <w:t>10</w:t>
+              <w:t>9</w:t>
             </w:r>
           </w:p>
         </w:tc>
@@ -2022,6 +1610,148 @@
                 <w:u w:val="none"/>
               </w:rPr>
               <w:t>19/04/2017</w:t>
+            </w:r>
+          </w:p>
+        </w:tc>
+      </w:tr>
+      <w:tr>
+        <w:tc>
+          <w:tcPr>
+            <w:tcW w:type="dxa" w:w="680"/>
+            <w:shd w:val="clear" w:color="auto" w:fill="FFFFFF"/>
+            <w:tcBorders>
+              <w:top w:val="single" w:sz="4" w:space="0" w:color="000000"/>
+              <w:left w:val="single" w:sz="4" w:space="0" w:color="000000"/>
+              <w:bottom w:val="single" w:sz="4" w:space="0" w:color="000000"/>
+              <w:right w:val="single" w:sz="4" w:space="0" w:color="000000"/>
+            </w:tcBorders>
+            <w:vAlign w:val="center"/>
+          </w:tcPr>
+          <w:p>
+            <w:pPr>
+              <w:spacing w:before="40" w:after="40"/>
+              <w:jc w:val="left"/>
+            </w:pPr>
+            <w:r>
+              <w:rPr>
+                <w:rFonts w:ascii="Adani" w:hAnsi="Adani"/>
+                <w:b w:val="0"/>
+                <w:sz w:val="18"/>
+                <w:u w:val="none"/>
+              </w:rPr>
+              <w:t>10</w:t>
+            </w:r>
+          </w:p>
+        </w:tc>
+        <w:tc>
+          <w:tcPr>
+            <w:tcW w:type="dxa" w:w="3969"/>
+            <w:shd w:val="clear" w:color="auto" w:fill="FFFFFF"/>
+            <w:tcBorders>
+              <w:top w:val="single" w:sz="4" w:space="0" w:color="000000"/>
+              <w:left w:val="single" w:sz="4" w:space="0" w:color="000000"/>
+              <w:bottom w:val="single" w:sz="4" w:space="0" w:color="000000"/>
+              <w:right w:val="single" w:sz="4" w:space="0" w:color="000000"/>
+            </w:tcBorders>
+            <w:vAlign w:val="center"/>
+          </w:tcPr>
+          <w:p>
+            <w:pPr>
+              <w:spacing w:before="40" w:after="40"/>
+              <w:jc w:val="left"/>
+            </w:pPr>
+            <w:r>
+              <w:rPr>
+                <w:rFonts w:ascii="Adani" w:hAnsi="Adani"/>
+                <w:b w:val="0"/>
+                <w:sz w:val="18"/>
+                <w:u w:val="none"/>
+              </w:rPr>
+              <w:t>ORDEFENCE SYSTEMS LIMITED</w:t>
+            </w:r>
+          </w:p>
+        </w:tc>
+        <w:tc>
+          <w:tcPr>
+            <w:tcW w:type="dxa" w:w="1814"/>
+            <w:shd w:val="clear" w:color="auto" w:fill="FFFFFF"/>
+            <w:tcBorders>
+              <w:top w:val="single" w:sz="4" w:space="0" w:color="000000"/>
+              <w:left w:val="single" w:sz="4" w:space="0" w:color="000000"/>
+              <w:bottom w:val="single" w:sz="4" w:space="0" w:color="000000"/>
+              <w:right w:val="single" w:sz="4" w:space="0" w:color="000000"/>
+            </w:tcBorders>
+            <w:vAlign w:val="center"/>
+          </w:tcPr>
+          <w:p>
+            <w:pPr>
+              <w:spacing w:before="40" w:after="40"/>
+              <w:jc w:val="left"/>
+            </w:pPr>
+            <w:r>
+              <w:rPr>
+                <w:rFonts w:ascii="Adani" w:hAnsi="Adani"/>
+                <w:b w:val="0"/>
+                <w:sz w:val="18"/>
+                <w:u w:val="none"/>
+              </w:rPr>
+              <w:t>Director</w:t>
+            </w:r>
+          </w:p>
+        </w:tc>
+        <w:tc>
+          <w:tcPr>
+            <w:tcW w:type="dxa" w:w="1020"/>
+            <w:shd w:val="clear" w:color="auto" w:fill="FFFFFF"/>
+            <w:tcBorders>
+              <w:top w:val="single" w:sz="4" w:space="0" w:color="000000"/>
+              <w:left w:val="single" w:sz="4" w:space="0" w:color="000000"/>
+              <w:bottom w:val="single" w:sz="4" w:space="0" w:color="000000"/>
+              <w:right w:val="single" w:sz="4" w:space="0" w:color="000000"/>
+            </w:tcBorders>
+            <w:vAlign w:val="center"/>
+          </w:tcPr>
+          <w:p>
+            <w:pPr>
+              <w:spacing w:before="40" w:after="40"/>
+              <w:jc w:val="left"/>
+            </w:pPr>
+            <w:r>
+              <w:rPr>
+                <w:rFonts w:ascii="Adani" w:hAnsi="Adani"/>
+                <w:b w:val="0"/>
+                <w:sz w:val="18"/>
+                <w:u w:val="none"/>
+              </w:rPr>
+              <w:t>NIL</w:t>
+            </w:r>
+          </w:p>
+        </w:tc>
+        <w:tc>
+          <w:tcPr>
+            <w:tcW w:type="dxa" w:w="1247"/>
+            <w:shd w:val="clear" w:color="auto" w:fill="FFFFFF"/>
+            <w:tcBorders>
+              <w:top w:val="single" w:sz="4" w:space="0" w:color="000000"/>
+              <w:left w:val="single" w:sz="4" w:space="0" w:color="000000"/>
+              <w:bottom w:val="single" w:sz="4" w:space="0" w:color="000000"/>
+              <w:right w:val="single" w:sz="4" w:space="0" w:color="000000"/>
+            </w:tcBorders>
+            <w:vAlign w:val="center"/>
+          </w:tcPr>
+          <w:p>
+            <w:pPr>
+              <w:spacing w:before="40" w:after="40"/>
+              <w:jc w:val="left"/>
+            </w:pPr>
+            <w:r>
+              <w:rPr>
+                <w:rFonts w:ascii="Adani" w:hAnsi="Adani"/>
+                <w:b w:val="0"/>
+                <w:sz w:val="18"/>
+                <w:u w:val="none"/>
+              </w:rPr>
+              <w:t>17/07/2015</w:t>
             </w:r>
           </w:p>
         </w:tc>
@@ -2221,148 +1951,6 @@
                 <w:sz w:val="18"/>
                 <w:u w:val="none"/>
               </w:rPr>
-              <w:t>ORDEFENCE SYSTEMS LIMITED</w:t>
-            </w:r>
-          </w:p>
-        </w:tc>
-        <w:tc>
-          <w:tcPr>
-            <w:tcW w:type="dxa" w:w="1814"/>
-            <w:shd w:val="clear" w:color="auto" w:fill="FFFFFF"/>
-            <w:tcBorders>
-              <w:top w:val="single" w:sz="4" w:space="0" w:color="000000"/>
-              <w:left w:val="single" w:sz="4" w:space="0" w:color="000000"/>
-              <w:bottom w:val="single" w:sz="4" w:space="0" w:color="000000"/>
-              <w:right w:val="single" w:sz="4" w:space="0" w:color="000000"/>
-            </w:tcBorders>
-            <w:vAlign w:val="center"/>
-          </w:tcPr>
-          <w:p>
-            <w:pPr>
-              <w:spacing w:before="40" w:after="40"/>
-              <w:jc w:val="left"/>
-            </w:pPr>
-            <w:r>
-              <w:rPr>
-                <w:rFonts w:ascii="Adani" w:hAnsi="Adani"/>
-                <w:b w:val="0"/>
-                <w:sz w:val="18"/>
-                <w:u w:val="none"/>
-              </w:rPr>
-              <w:t>Director</w:t>
-            </w:r>
-          </w:p>
-        </w:tc>
-        <w:tc>
-          <w:tcPr>
-            <w:tcW w:type="dxa" w:w="1020"/>
-            <w:shd w:val="clear" w:color="auto" w:fill="FFFFFF"/>
-            <w:tcBorders>
-              <w:top w:val="single" w:sz="4" w:space="0" w:color="000000"/>
-              <w:left w:val="single" w:sz="4" w:space="0" w:color="000000"/>
-              <w:bottom w:val="single" w:sz="4" w:space="0" w:color="000000"/>
-              <w:right w:val="single" w:sz="4" w:space="0" w:color="000000"/>
-            </w:tcBorders>
-            <w:vAlign w:val="center"/>
-          </w:tcPr>
-          <w:p>
-            <w:pPr>
-              <w:spacing w:before="40" w:after="40"/>
-              <w:jc w:val="left"/>
-            </w:pPr>
-            <w:r>
-              <w:rPr>
-                <w:rFonts w:ascii="Adani" w:hAnsi="Adani"/>
-                <w:b w:val="0"/>
-                <w:sz w:val="18"/>
-                <w:u w:val="none"/>
-              </w:rPr>
-              <w:t>NIL</w:t>
-            </w:r>
-          </w:p>
-        </w:tc>
-        <w:tc>
-          <w:tcPr>
-            <w:tcW w:type="dxa" w:w="1247"/>
-            <w:shd w:val="clear" w:color="auto" w:fill="FFFFFF"/>
-            <w:tcBorders>
-              <w:top w:val="single" w:sz="4" w:space="0" w:color="000000"/>
-              <w:left w:val="single" w:sz="4" w:space="0" w:color="000000"/>
-              <w:bottom w:val="single" w:sz="4" w:space="0" w:color="000000"/>
-              <w:right w:val="single" w:sz="4" w:space="0" w:color="000000"/>
-            </w:tcBorders>
-            <w:vAlign w:val="center"/>
-          </w:tcPr>
-          <w:p>
-            <w:pPr>
-              <w:spacing w:before="40" w:after="40"/>
-              <w:jc w:val="left"/>
-            </w:pPr>
-            <w:r>
-              <w:rPr>
-                <w:rFonts w:ascii="Adani" w:hAnsi="Adani"/>
-                <w:b w:val="0"/>
-                <w:sz w:val="18"/>
-                <w:u w:val="none"/>
-              </w:rPr>
-              <w:t>17/07/2015</w:t>
-            </w:r>
-          </w:p>
-        </w:tc>
-      </w:tr>
-      <w:tr>
-        <w:tc>
-          <w:tcPr>
-            <w:tcW w:type="dxa" w:w="680"/>
-            <w:shd w:val="clear" w:color="auto" w:fill="FFFFFF"/>
-            <w:tcBorders>
-              <w:top w:val="single" w:sz="4" w:space="0" w:color="000000"/>
-              <w:left w:val="single" w:sz="4" w:space="0" w:color="000000"/>
-              <w:bottom w:val="single" w:sz="4" w:space="0" w:color="000000"/>
-              <w:right w:val="single" w:sz="4" w:space="0" w:color="000000"/>
-            </w:tcBorders>
-            <w:vAlign w:val="center"/>
-          </w:tcPr>
-          <w:p>
-            <w:pPr>
-              <w:spacing w:before="40" w:after="40"/>
-              <w:jc w:val="left"/>
-            </w:pPr>
-            <w:r>
-              <w:rPr>
-                <w:rFonts w:ascii="Adani" w:hAnsi="Adani"/>
-                <w:b w:val="0"/>
-                <w:sz w:val="18"/>
-                <w:u w:val="none"/>
-              </w:rPr>
-              <w:t>13</w:t>
-            </w:r>
-          </w:p>
-        </w:tc>
-        <w:tc>
-          <w:tcPr>
-            <w:tcW w:type="dxa" w:w="3969"/>
-            <w:shd w:val="clear" w:color="auto" w:fill="FFFFFF"/>
-            <w:tcBorders>
-              <w:top w:val="single" w:sz="4" w:space="0" w:color="000000"/>
-              <w:left w:val="single" w:sz="4" w:space="0" w:color="000000"/>
-              <w:bottom w:val="single" w:sz="4" w:space="0" w:color="000000"/>
-              <w:right w:val="single" w:sz="4" w:space="0" w:color="000000"/>
-            </w:tcBorders>
-            <w:vAlign w:val="center"/>
-          </w:tcPr>
-          <w:p>
-            <w:pPr>
-              <w:spacing w:before="40" w:after="40"/>
-              <w:jc w:val="left"/>
-            </w:pPr>
-            <w:r>
-              <w:rPr>
-                <w:rFonts w:ascii="Adani" w:hAnsi="Adani"/>
-                <w:b w:val="0"/>
-                <w:sz w:val="18"/>
-                <w:u w:val="none"/>
-              </w:rPr>
               <w:t>ADANI ENTERPRISES LIMITED</w:t>
             </w:r>
           </w:p>
@@ -2477,7 +2065,7 @@
                 <w:sz w:val="18"/>
                 <w:u w:val="none"/>
               </w:rPr>
-              <w:t>14</w:t>
+              <w:t>13</w:t>
             </w:r>
           </w:p>
         </w:tc>
@@ -2619,7 +2207,7 @@
                 <w:sz w:val="18"/>
                 <w:u w:val="none"/>
               </w:rPr>
-              <w:t>15</w:t>
+              <w:t>14</w:t>
             </w:r>
           </w:p>
         </w:tc>
@@ -2761,7 +2349,7 @@
                 <w:sz w:val="18"/>
                 <w:u w:val="none"/>
               </w:rPr>
-              <w:t>16</w:t>
+              <w:t>15</w:t>
             </w:r>
           </w:p>
         </w:tc>
@@ -2903,7 +2491,7 @@
                 <w:sz w:val="18"/>
                 <w:u w:val="none"/>
               </w:rPr>
-              <w:t>17</w:t>
+              <w:t>16</w:t>
             </w:r>
           </w:p>
         </w:tc>
@@ -3045,7 +2633,7 @@
                 <w:sz w:val="18"/>
                 <w:u w:val="none"/>
               </w:rPr>
-              <w:t>18</w:t>
+              <w:t>17</w:t>
             </w:r>
           </w:p>
         </w:tc>
@@ -3187,7 +2775,7 @@
                 <w:sz w:val="18"/>
                 <w:u w:val="none"/>
               </w:rPr>
-              <w:t>19</w:t>
+              <w:t>18</w:t>
             </w:r>
           </w:p>
         </w:tc>
@@ -3329,7 +2917,7 @@
                 <w:sz w:val="18"/>
                 <w:u w:val="none"/>
               </w:rPr>
-              <w:t>20</w:t>
+              <w:t>19</w:t>
             </w:r>
           </w:p>
         </w:tc>
@@ -3678,7 +3266,7 @@
                 <w:sz w:val="18"/>
                 <w:u w:val="none"/>
               </w:rPr>
-              <w:t>Date:   07th May, 2026</w:t>
+              <w:t>Date:   15th May, 2026</w:t>
             </w:r>
           </w:p>
         </w:tc>
@@ -3944,174 +3532,441 @@
         <w:t>:</w:t>
       </w:r>
     </w:p>
-    <w:p>
-      <w:pPr>
-        <w:pStyle w:val="ListNumber"/>
-        <w:spacing w:before="0" w:after="40"/>
-        <w:ind w:left="720"/>
-      </w:pPr>
-      <w:r>
-        <w:rPr>
-          <w:rFonts w:ascii="Adani" w:hAnsi="Adani"/>
-          <w:b w:val="0"/>
-          <w:sz w:val="20"/>
-          <w:u w:val="none"/>
-        </w:rPr>
-        <w:t>Father</w:t>
-        <w:tab/>
-        <w:tab/>
-        <w:t>:</w:t>
-        <w:tab/>
-        <w:t>NIL</w:t>
-      </w:r>
-    </w:p>
-    <w:p>
-      <w:pPr>
-        <w:pStyle w:val="ListNumber"/>
-        <w:spacing w:before="0" w:after="40"/>
-        <w:ind w:left="720"/>
-      </w:pPr>
-      <w:r>
-        <w:rPr>
-          <w:rFonts w:ascii="Adani" w:hAnsi="Adani"/>
-          <w:b w:val="0"/>
-          <w:sz w:val="20"/>
-          <w:u w:val="none"/>
-        </w:rPr>
-        <w:t>Mother</w:t>
-        <w:tab/>
-        <w:tab/>
-        <w:t>:</w:t>
-        <w:tab/>
-        <w:t>NIL</w:t>
-      </w:r>
-    </w:p>
-    <w:p>
-      <w:pPr>
-        <w:pStyle w:val="ListNumber"/>
-        <w:spacing w:before="0" w:after="40"/>
-        <w:ind w:left="720"/>
-      </w:pPr>
-      <w:r>
-        <w:rPr>
-          <w:rFonts w:ascii="Adani" w:hAnsi="Adani"/>
-          <w:b w:val="0"/>
-          <w:sz w:val="20"/>
-          <w:u w:val="none"/>
-        </w:rPr>
-        <w:t>Son</w:t>
-        <w:tab/>
-        <w:tab/>
-        <w:t>:</w:t>
-        <w:tab/>
-        <w:t>NIL</w:t>
-      </w:r>
-    </w:p>
-    <w:p>
-      <w:pPr>
-        <w:pStyle w:val="ListNumber"/>
-        <w:spacing w:before="0" w:after="40"/>
-        <w:ind w:left="720"/>
-      </w:pPr>
-      <w:r>
-        <w:rPr>
-          <w:rFonts w:ascii="Adani" w:hAnsi="Adani"/>
-          <w:b w:val="0"/>
-          <w:sz w:val="20"/>
-          <w:u w:val="none"/>
-        </w:rPr>
-        <w:t>Son's Wife</w:t>
-        <w:tab/>
-        <w:tab/>
-        <w:t>:</w:t>
-        <w:tab/>
-        <w:t>NIL</w:t>
-      </w:r>
-    </w:p>
-    <w:p>
-      <w:pPr>
-        <w:pStyle w:val="ListNumber"/>
-        <w:spacing w:before="0" w:after="40"/>
-        <w:ind w:left="720"/>
-      </w:pPr>
-      <w:r>
-        <w:rPr>
-          <w:rFonts w:ascii="Adani" w:hAnsi="Adani"/>
-          <w:b w:val="0"/>
-          <w:sz w:val="20"/>
-          <w:u w:val="none"/>
-        </w:rPr>
-        <w:t>Daughter</w:t>
-        <w:tab/>
-        <w:tab/>
-        <w:t>:</w:t>
-        <w:tab/>
-        <w:t>NIL</w:t>
-      </w:r>
-    </w:p>
-    <w:p>
-      <w:pPr>
-        <w:pStyle w:val="ListNumber"/>
-        <w:spacing w:before="0" w:after="40"/>
-        <w:ind w:left="720"/>
-      </w:pPr>
-      <w:r>
-        <w:rPr>
-          <w:rFonts w:ascii="Adani" w:hAnsi="Adani"/>
-          <w:b w:val="0"/>
-          <w:sz w:val="20"/>
-          <w:u w:val="none"/>
-        </w:rPr>
-        <w:t>Daughter's Husband</w:t>
-        <w:tab/>
-        <w:tab/>
-        <w:t>:</w:t>
-        <w:tab/>
-        <w:t>NIL</w:t>
-      </w:r>
-    </w:p>
-    <w:p>
-      <w:pPr>
-        <w:pStyle w:val="ListNumber"/>
-        <w:spacing w:before="0" w:after="40"/>
-        <w:ind w:left="720"/>
-      </w:pPr>
-      <w:r>
-        <w:rPr>
-          <w:rFonts w:ascii="Adani" w:hAnsi="Adani"/>
-          <w:b w:val="0"/>
-          <w:sz w:val="20"/>
-          <w:u w:val="none"/>
-        </w:rPr>
-        <w:t>Brother</w:t>
-        <w:tab/>
-        <w:tab/>
-        <w:t>:</w:t>
-        <w:tab/>
-        <w:t>NIL</w:t>
-      </w:r>
-    </w:p>
-    <w:p>
-      <w:pPr>
-        <w:pStyle w:val="ListNumber"/>
-        <w:spacing w:before="0" w:after="40"/>
-        <w:ind w:left="720"/>
-      </w:pPr>
-      <w:r>
-        <w:rPr>
-          <w:rFonts w:ascii="Adani" w:hAnsi="Adani"/>
-          <w:b w:val="0"/>
-          <w:sz w:val="20"/>
-          <w:u w:val="none"/>
-        </w:rPr>
-        <w:t>Sister</w:t>
-        <w:tab/>
-        <w:tab/>
-        <w:t>:</w:t>
-        <w:tab/>
-        <w:t>NIL</w:t>
-      </w:r>
-    </w:p>
+    <w:tbl>
+      <w:tblPr>
+        <w:tblW w:type="auto" w:w="0"/>
+        <w:jc w:val="left"/>
+        <w:tblLook w:firstColumn="1" w:firstRow="1" w:lastColumn="0" w:lastRow="0" w:noHBand="0" w:noVBand="1" w:val="04A0"/>
+      </w:tblPr>
+      <w:tblGrid>
+        <w:gridCol w:w="4536"/>
+        <w:gridCol w:w="4536"/>
+      </w:tblGrid>
+      <w:tr>
+        <w:tc>
+          <w:tcPr>
+            <w:tcW w:type="dxa" w:w="4536"/>
+            <w:tcBorders>
+              <w:top w:val="none"/>
+              <w:bottom w:val="none"/>
+              <w:left w:val="none"/>
+              <w:right w:val="none"/>
+            </w:tcBorders>
+          </w:tcPr>
+          <w:p>
+            <w:pPr>
+              <w:ind w:left="720"/>
+            </w:pPr>
+            <w:r>
+              <w:rPr>
+                <w:rFonts w:ascii="Adani" w:hAnsi="Adani"/>
+                <w:b w:val="0"/>
+                <w:sz w:val="20"/>
+                <w:u w:val="none"/>
+              </w:rPr>
+              <w:t>1.</w:t>
+              <w:tab/>
+              <w:t>Father</w:t>
+              <w:tab/>
+              <w:t>:</w:t>
+            </w:r>
+          </w:p>
+        </w:tc>
+        <w:tc>
+          <w:tcPr>
+            <w:tcW w:type="dxa" w:w="4536"/>
+            <w:tcBorders>
+              <w:top w:val="none"/>
+              <w:bottom w:val="none"/>
+              <w:left w:val="none"/>
+              <w:right w:val="none"/>
+            </w:tcBorders>
+          </w:tcPr>
+          <w:p>
+            <w:r>
+              <w:rPr>
+                <w:rFonts w:ascii="Adani" w:hAnsi="Adani"/>
+                <w:b w:val="0"/>
+                <w:sz w:val="20"/>
+                <w:u w:val="none"/>
+              </w:rPr>
+              <w:t>NIL</w:t>
+            </w:r>
+          </w:p>
+        </w:tc>
+      </w:tr>
+      <w:tr>
+        <w:tc>
+          <w:tcPr>
+            <w:tcW w:type="dxa" w:w="4536"/>
+            <w:tcBorders>
+              <w:top w:val="none"/>
+              <w:bottom w:val="none"/>
+              <w:left w:val="none"/>
+              <w:right w:val="none"/>
+            </w:tcBorders>
+          </w:tcPr>
+          <w:p>
+            <w:pPr>
+              <w:ind w:left="720"/>
+            </w:pPr>
+            <w:r>
+              <w:rPr>
+                <w:rFonts w:ascii="Adani" w:hAnsi="Adani"/>
+                <w:b w:val="0"/>
+                <w:sz w:val="20"/>
+                <w:u w:val="none"/>
+              </w:rPr>
+              <w:t>2.</w:t>
+              <w:tab/>
+              <w:t>Mother</w:t>
+              <w:tab/>
+              <w:t>:</w:t>
+            </w:r>
+          </w:p>
+        </w:tc>
+        <w:tc>
+          <w:tcPr>
+            <w:tcW w:type="dxa" w:w="4536"/>
+            <w:tcBorders>
+              <w:top w:val="none"/>
+              <w:bottom w:val="none"/>
+              <w:left w:val="none"/>
+              <w:right w:val="none"/>
+            </w:tcBorders>
+          </w:tcPr>
+          <w:p>
+            <w:r>
+              <w:rPr>
+                <w:rFonts w:ascii="Adani" w:hAnsi="Adani"/>
+                <w:b w:val="0"/>
+                <w:sz w:val="20"/>
+                <w:u w:val="none"/>
+              </w:rPr>
+              <w:t>NIL</w:t>
+            </w:r>
+          </w:p>
+        </w:tc>
+      </w:tr>
+      <w:tr>
+        <w:tc>
+          <w:tcPr>
+            <w:tcW w:type="dxa" w:w="4536"/>
+            <w:tcBorders>
+              <w:top w:val="none"/>
+              <w:bottom w:val="none"/>
+              <w:left w:val="none"/>
+              <w:right w:val="none"/>
+            </w:tcBorders>
+          </w:tcPr>
+          <w:p>
+            <w:pPr>
+              <w:ind w:left="720"/>
+            </w:pPr>
+            <w:r>
+              <w:rPr>
+                <w:rFonts w:ascii="Adani" w:hAnsi="Adani"/>
+                <w:b w:val="0"/>
+                <w:sz w:val="20"/>
+                <w:u w:val="none"/>
+              </w:rPr>
+              <w:t>3.</w:t>
+              <w:tab/>
+              <w:t>Son</w:t>
+              <w:tab/>
+              <w:t>:</w:t>
+            </w:r>
+          </w:p>
+        </w:tc>
+        <w:tc>
+          <w:tcPr>
+            <w:tcW w:type="dxa" w:w="4536"/>
+            <w:tcBorders>
+              <w:top w:val="none"/>
+              <w:bottom w:val="none"/>
+              <w:left w:val="none"/>
+              <w:right w:val="none"/>
+            </w:tcBorders>
+          </w:tcPr>
+          <w:p>
+            <w:r>
+              <w:rPr>
+                <w:rFonts w:ascii="Adani" w:hAnsi="Adani"/>
+                <w:b w:val="0"/>
+                <w:sz w:val="20"/>
+                <w:u w:val="none"/>
+              </w:rPr>
+              <w:t>NIL</w:t>
+            </w:r>
+          </w:p>
+        </w:tc>
+      </w:tr>
+      <w:tr>
+        <w:tc>
+          <w:tcPr>
+            <w:tcW w:type="dxa" w:w="4536"/>
+            <w:tcBorders>
+              <w:top w:val="none"/>
+              <w:bottom w:val="none"/>
+              <w:left w:val="none"/>
+              <w:right w:val="none"/>
+            </w:tcBorders>
+          </w:tcPr>
+          <w:p>
+            <w:pPr>
+              <w:ind w:left="720"/>
+            </w:pPr>
+            <w:r>
+              <w:rPr>
+                <w:rFonts w:ascii="Adani" w:hAnsi="Adani"/>
+                <w:b w:val="0"/>
+                <w:sz w:val="20"/>
+                <w:u w:val="none"/>
+              </w:rPr>
+              <w:t>4.</w:t>
+              <w:tab/>
+              <w:t>Son's Wife</w:t>
+              <w:tab/>
+              <w:t>:</w:t>
+            </w:r>
+          </w:p>
+        </w:tc>
+        <w:tc>
+          <w:tcPr>
+            <w:tcW w:type="dxa" w:w="4536"/>
+            <w:tcBorders>
+              <w:top w:val="none"/>
+              <w:bottom w:val="none"/>
+              <w:left w:val="none"/>
+              <w:right w:val="none"/>
+            </w:tcBorders>
+          </w:tcPr>
+          <w:p>
+            <w:r>
+              <w:rPr>
+                <w:rFonts w:ascii="Adani" w:hAnsi="Adani"/>
+                <w:b w:val="0"/>
+                <w:sz w:val="20"/>
+                <w:u w:val="none"/>
+              </w:rPr>
+              <w:t>NIL</w:t>
+            </w:r>
+          </w:p>
+        </w:tc>
+      </w:tr>
+      <w:tr>
+        <w:tc>
+          <w:tcPr>
+            <w:tcW w:type="dxa" w:w="4536"/>
+            <w:tcBorders>
+              <w:top w:val="none"/>
+              <w:bottom w:val="none"/>
+              <w:left w:val="none"/>
+              <w:right w:val="none"/>
+            </w:tcBorders>
+          </w:tcPr>
+          <w:p>
+            <w:pPr>
+              <w:ind w:left="720"/>
+            </w:pPr>
+            <w:r>
+              <w:rPr>
+                <w:rFonts w:ascii="Adani" w:hAnsi="Adani"/>
+                <w:b w:val="0"/>
+                <w:sz w:val="20"/>
+                <w:u w:val="none"/>
+              </w:rPr>
+              <w:t>5.</w:t>
+              <w:tab/>
+              <w:t>Daughter</w:t>
+              <w:tab/>
+              <w:t>:</w:t>
+            </w:r>
+          </w:p>
+        </w:tc>
+        <w:tc>
+          <w:tcPr>
+            <w:tcW w:type="dxa" w:w="4536"/>
+            <w:tcBorders>
+              <w:top w:val="none"/>
+              <w:bottom w:val="none"/>
+              <w:left w:val="none"/>
+              <w:right w:val="none"/>
+            </w:tcBorders>
+          </w:tcPr>
+          <w:p>
+            <w:r>
+              <w:rPr>
+                <w:rFonts w:ascii="Adani" w:hAnsi="Adani"/>
+                <w:b w:val="0"/>
+                <w:sz w:val="20"/>
+                <w:u w:val="none"/>
+              </w:rPr>
+              <w:t>NIL</w:t>
+            </w:r>
+          </w:p>
+        </w:tc>
+      </w:tr>
+      <w:tr>
+        <w:tc>
+          <w:tcPr>
+            <w:tcW w:type="dxa" w:w="4536"/>
+            <w:tcBorders>
+              <w:top w:val="none"/>
+              <w:bottom w:val="none"/>
+              <w:left w:val="none"/>
+              <w:right w:val="none"/>
+            </w:tcBorders>
+          </w:tcPr>
+          <w:p>
+            <w:pPr>
+              <w:ind w:left="720"/>
+            </w:pPr>
+            <w:r>
+              <w:rPr>
+                <w:rFonts w:ascii="Adani" w:hAnsi="Adani"/>
+                <w:b w:val="0"/>
+                <w:sz w:val="20"/>
+                <w:u w:val="none"/>
+              </w:rPr>
+              <w:t>6.</w:t>
+              <w:tab/>
+              <w:t>Daughter's Husband</w:t>
+              <w:tab/>
+              <w:t>:</w:t>
+            </w:r>
+          </w:p>
+        </w:tc>
+        <w:tc>
+          <w:tcPr>
+            <w:tcW w:type="dxa" w:w="4536"/>
+            <w:tcBorders>
+              <w:top w:val="none"/>
+              <w:bottom w:val="none"/>
+              <w:left w:val="none"/>
+              <w:right w:val="none"/>
+            </w:tcBorders>
+          </w:tcPr>
+          <w:p>
+            <w:r>
+              <w:rPr>
+                <w:rFonts w:ascii="Adani" w:hAnsi="Adani"/>
+                <w:b w:val="0"/>
+                <w:sz w:val="20"/>
+                <w:u w:val="none"/>
+              </w:rPr>
+              <w:t>NIL</w:t>
+            </w:r>
+          </w:p>
+        </w:tc>
+      </w:tr>
+      <w:tr>
+        <w:tc>
+          <w:tcPr>
+            <w:tcW w:type="dxa" w:w="4536"/>
+            <w:tcBorders>
+              <w:top w:val="none"/>
+              <w:bottom w:val="none"/>
+              <w:left w:val="none"/>
+              <w:right w:val="none"/>
+            </w:tcBorders>
+          </w:tcPr>
+          <w:p>
+            <w:pPr>
+              <w:ind w:left="720"/>
+            </w:pPr>
+            <w:r>
+              <w:rPr>
+                <w:rFonts w:ascii="Adani" w:hAnsi="Adani"/>
+                <w:b w:val="0"/>
+                <w:sz w:val="20"/>
+                <w:u w:val="none"/>
+              </w:rPr>
+              <w:t>7.</w:t>
+              <w:tab/>
+              <w:t>Brother</w:t>
+              <w:tab/>
+              <w:t>:</w:t>
+            </w:r>
+          </w:p>
+        </w:tc>
+        <w:tc>
+          <w:tcPr>
+            <w:tcW w:type="dxa" w:w="4536"/>
+            <w:tcBorders>
+              <w:top w:val="none"/>
+              <w:bottom w:val="none"/>
+              <w:left w:val="none"/>
+              <w:right w:val="none"/>
+            </w:tcBorders>
+          </w:tcPr>
+          <w:p>
+            <w:r>
+              <w:rPr>
+                <w:rFonts w:ascii="Adani" w:hAnsi="Adani"/>
+                <w:b w:val="0"/>
+                <w:sz w:val="20"/>
+                <w:u w:val="none"/>
+              </w:rPr>
+              <w:t>NIL</w:t>
+            </w:r>
+          </w:p>
+        </w:tc>
+      </w:tr>
+      <w:tr>
+        <w:tc>
+          <w:tcPr>
+            <w:tcW w:type="dxa" w:w="4536"/>
+            <w:tcBorders>
+              <w:top w:val="none"/>
+              <w:bottom w:val="none"/>
+              <w:left w:val="none"/>
+              <w:right w:val="none"/>
+            </w:tcBorders>
+          </w:tcPr>
+          <w:p>
+            <w:pPr>
+              <w:ind w:left="720"/>
+            </w:pPr>
+            <w:r>
+              <w:rPr>
+                <w:rFonts w:ascii="Adani" w:hAnsi="Adani"/>
+                <w:b w:val="0"/>
+                <w:sz w:val="20"/>
+                <w:u w:val="none"/>
+              </w:rPr>
+              <w:t>8.</w:t>
+              <w:tab/>
+              <w:t>Sister</w:t>
+              <w:tab/>
+              <w:t>:</w:t>
+            </w:r>
+          </w:p>
+        </w:tc>
+        <w:tc>
+          <w:tcPr>
+            <w:tcW w:type="dxa" w:w="4536"/>
+            <w:tcBorders>
+              <w:top w:val="none"/>
+              <w:bottom w:val="none"/>
+              <w:left w:val="none"/>
+              <w:right w:val="none"/>
+            </w:tcBorders>
+          </w:tcPr>
+          <w:p>
+            <w:r>
+              <w:rPr>
+                <w:rFonts w:ascii="Adani" w:hAnsi="Adani"/>
+                <w:b w:val="0"/>
+                <w:sz w:val="20"/>
+                <w:u w:val="none"/>
+              </w:rPr>
+              <w:t>NIL</w:t>
+            </w:r>
+          </w:p>
+        </w:tc>
+      </w:tr>
+    </w:tbl>
     <w:p/>
     <w:p>
       <w:pPr>
@@ -4448,7 +4303,7 @@
                 <w:sz w:val="18"/>
                 <w:u w:val="none"/>
               </w:rPr>
-              <w:t>Date:   07th May, 2026</w:t>
+              <w:t>Date:   15th May, 2026</w:t>
             </w:r>
           </w:p>
         </w:tc>
@@ -4609,7 +4464,7 @@
           <w:sz w:val="20"/>
           <w:u w:val="none"/>
         </w:rPr>
-        <w:t>07th May, 2026</w:t>
+        <w:t>15th May, 2026</w:t>
       </w:r>
     </w:p>
     <w:p>
@@ -4669,7 +4524,7 @@
           <w:sz w:val="20"/>
           <w:u w:val="none"/>
         </w:rPr>
-        <w:t>PLR SYSTEMS (INDIA) LIMITED</w:t>
+        <w:t>PLR SYSTEMS PRIVATE LIMITED</w:t>
       </w:r>
     </w:p>
     <w:p>
@@ -4684,7 +4539,7 @@
           <w:sz w:val="20"/>
           <w:u w:val="none"/>
         </w:rPr>
-        <w:t>PLR SYSTEMS PRIVATE LIMITED</w:t>
+        <w:t>PLR SYSTEMS (INDIA) LIMITED</w:t>
       </w:r>
     </w:p>
     <w:p>
@@ -4744,21 +4599,6 @@
           <w:sz w:val="20"/>
           <w:u w:val="none"/>
         </w:rPr>
-        <w:t>ADANI-ELBIT ADVANCED SYSTEMS INDIA LIMITED</w:t>
-      </w:r>
-    </w:p>
-    <w:p>
-      <w:pPr>
-        <w:spacing w:before="0" w:after="20"/>
-        <w:jc w:val="left"/>
-      </w:pPr>
-      <w:r>
-        <w:rPr>
-          <w:rFonts w:ascii="Adani" w:hAnsi="Adani"/>
-          <w:b/>
-          <w:sz w:val="20"/>
-          <w:u w:val="none"/>
-        </w:rPr>
         <w:t>ADANI WELSPUN EXPLORATION LIMITED</w:t>
       </w:r>
     </w:p>
@@ -4789,7 +4629,7 @@
           <w:sz w:val="20"/>
           <w:u w:val="none"/>
         </w:rPr>
-        <w:t>ADANI AEROSPACE AND DEFENCE LIMITED</w:t>
+        <w:t>ORDEFENCE SYSTEMS LIMITED</w:t>
       </w:r>
     </w:p>
     <w:p>
@@ -4804,7 +4644,7 @@
           <w:sz w:val="20"/>
           <w:u w:val="none"/>
         </w:rPr>
-        <w:t>ORDEFENCE SYSTEMS LIMITED</w:t>
+        <w:t>ADANI AEROSPACE AND DEFENCE LIMITED</w:t>
       </w:r>
     </w:p>
     <w:p>
@@ -5045,21 +4885,6 @@
           <w:sz w:val="20"/>
           <w:u w:val="none"/>
         </w:rPr>
-        <w:t>ADANI-ELBIT ADVANCED SYSTEMS INDIA LIMITED</w:t>
-      </w:r>
-    </w:p>
-    <w:p>
-      <w:pPr>
-        <w:spacing w:before="0" w:after="20"/>
-        <w:jc w:val="left"/>
-      </w:pPr>
-      <w:r>
-        <w:rPr>
-          <w:rFonts w:ascii="Adani" w:hAnsi="Adani"/>
-          <w:b w:val="0"/>
-          <w:sz w:val="20"/>
-          <w:u w:val="none"/>
-        </w:rPr>
         <w:t>ADANI WELSPUN EXPLORATION LIMITED</w:t>
       </w:r>
     </w:p>
@@ -5090,7 +4915,7 @@
           <w:sz w:val="20"/>
           <w:u w:val="none"/>
         </w:rPr>
-        <w:t>ADANI AEROSPACE AND DEFENCE LIMITED</w:t>
+        <w:t>ORDEFENCE SYSTEMS LIMITED</w:t>
       </w:r>
     </w:p>
     <w:p>
@@ -5105,7 +4930,7 @@
           <w:sz w:val="20"/>
           <w:u w:val="none"/>
         </w:rPr>
-        <w:t>ORDEFENCE SYSTEMS LIMITED</w:t>
+        <w:t>ADANI AEROSPACE AND DEFENCE LIMITED</w:t>
       </w:r>
     </w:p>
     <w:p>
@@ -6063,7 +5888,7 @@
                 <w:sz w:val="18"/>
                 <w:u w:val="none"/>
               </w:rPr>
-              <w:t>20</w:t>
+              <w:t>19</w:t>
             </w:r>
           </w:p>
         </w:tc>
@@ -6350,120 +6175,6 @@
                 <w:sz w:val="18"/>
                 <w:u w:val="none"/>
               </w:rPr>
-              <w:t>U29309GJ2021PLC125033</w:t>
-            </w:r>
-          </w:p>
-        </w:tc>
-        <w:tc>
-          <w:tcPr>
-            <w:tcW w:type="dxa" w:w="4252"/>
-            <w:shd w:val="clear" w:color="auto" w:fill="FFFFFF"/>
-            <w:tcBorders>
-              <w:top w:val="single" w:sz="4" w:space="0" w:color="000000"/>
-              <w:left w:val="single" w:sz="4" w:space="0" w:color="000000"/>
-              <w:bottom w:val="single" w:sz="4" w:space="0" w:color="000000"/>
-              <w:right w:val="single" w:sz="4" w:space="0" w:color="000000"/>
-            </w:tcBorders>
-            <w:vAlign w:val="center"/>
-          </w:tcPr>
-          <w:p>
-            <w:pPr>
-              <w:spacing w:before="40" w:after="40"/>
-              <w:jc w:val="left"/>
-            </w:pPr>
-            <w:r>
-              <w:rPr>
-                <w:rFonts w:ascii="Adani" w:hAnsi="Adani"/>
-                <w:b w:val="0"/>
-                <w:sz w:val="18"/>
-                <w:u w:val="none"/>
-              </w:rPr>
-              <w:t>PLR SYSTEMS (INDIA) LIMITED</w:t>
-            </w:r>
-          </w:p>
-        </w:tc>
-        <w:tc>
-          <w:tcPr>
-            <w:tcW w:type="dxa" w:w="1587"/>
-            <w:shd w:val="clear" w:color="auto" w:fill="FFFFFF"/>
-            <w:tcBorders>
-              <w:top w:val="single" w:sz="4" w:space="0" w:color="000000"/>
-              <w:left w:val="single" w:sz="4" w:space="0" w:color="000000"/>
-              <w:bottom w:val="single" w:sz="4" w:space="0" w:color="000000"/>
-              <w:right w:val="single" w:sz="4" w:space="0" w:color="000000"/>
-            </w:tcBorders>
-            <w:vAlign w:val="center"/>
-          </w:tcPr>
-          <w:p>
-            <w:pPr>
-              <w:spacing w:before="40" w:after="40"/>
-              <w:jc w:val="left"/>
-            </w:pPr>
-            <w:r>
-              <w:rPr>
-                <w:rFonts w:ascii="Adani" w:hAnsi="Adani"/>
-                <w:b w:val="0"/>
-                <w:sz w:val="18"/>
-                <w:u w:val="none"/>
-              </w:rPr>
-              <w:t>Director</w:t>
-            </w:r>
-          </w:p>
-        </w:tc>
-        <w:tc>
-          <w:tcPr>
-            <w:tcW w:type="dxa" w:w="1304"/>
-            <w:shd w:val="clear" w:color="auto" w:fill="FFFFFF"/>
-            <w:tcBorders>
-              <w:top w:val="single" w:sz="4" w:space="0" w:color="000000"/>
-              <w:left w:val="single" w:sz="4" w:space="0" w:color="000000"/>
-              <w:bottom w:val="single" w:sz="4" w:space="0" w:color="000000"/>
-              <w:right w:val="single" w:sz="4" w:space="0" w:color="000000"/>
-            </w:tcBorders>
-            <w:vAlign w:val="center"/>
-          </w:tcPr>
-          <w:p>
-            <w:pPr>
-              <w:spacing w:before="40" w:after="40"/>
-              <w:jc w:val="left"/>
-            </w:pPr>
-            <w:r>
-              <w:rPr>
-                <w:rFonts w:ascii="Adani" w:hAnsi="Adani"/>
-                <w:b w:val="0"/>
-                <w:sz w:val="18"/>
-                <w:u w:val="none"/>
-              </w:rPr>
-              <w:t>21/08/2021</w:t>
-            </w:r>
-          </w:p>
-        </w:tc>
-      </w:tr>
-      <w:tr>
-        <w:tc>
-          <w:tcPr>
-            <w:tcW w:type="dxa" w:w="2268"/>
-            <w:shd w:val="clear" w:color="auto" w:fill="FFFFFF"/>
-            <w:tcBorders>
-              <w:top w:val="single" w:sz="4" w:space="0" w:color="000000"/>
-              <w:left w:val="single" w:sz="4" w:space="0" w:color="000000"/>
-              <w:bottom w:val="single" w:sz="4" w:space="0" w:color="000000"/>
-              <w:right w:val="single" w:sz="4" w:space="0" w:color="000000"/>
-            </w:tcBorders>
-            <w:vAlign w:val="center"/>
-          </w:tcPr>
-          <w:p>
-            <w:pPr>
-              <w:spacing w:before="40" w:after="40"/>
-              <w:jc w:val="left"/>
-            </w:pPr>
-            <w:r>
-              <w:rPr>
-                <w:rFonts w:ascii="Adani" w:hAnsi="Adani"/>
-                <w:b w:val="0"/>
-                <w:sz w:val="18"/>
-                <w:u w:val="none"/>
-              </w:rPr>
               <w:t>U74999DL2013PTC247911</w:t>
             </w:r>
           </w:p>
@@ -6607,6 +6318,120 @@
                 <w:u w:val="none"/>
               </w:rPr>
               <w:t>PLR SYSTEMS PRIVATE LIMITED</w:t>
+            </w:r>
+          </w:p>
+        </w:tc>
+        <w:tc>
+          <w:tcPr>
+            <w:tcW w:type="dxa" w:w="1587"/>
+            <w:shd w:val="clear" w:color="auto" w:fill="FFFFFF"/>
+            <w:tcBorders>
+              <w:top w:val="single" w:sz="4" w:space="0" w:color="000000"/>
+              <w:left w:val="single" w:sz="4" w:space="0" w:color="000000"/>
+              <w:bottom w:val="single" w:sz="4" w:space="0" w:color="000000"/>
+              <w:right w:val="single" w:sz="4" w:space="0" w:color="000000"/>
+            </w:tcBorders>
+            <w:vAlign w:val="center"/>
+          </w:tcPr>
+          <w:p>
+            <w:pPr>
+              <w:spacing w:before="40" w:after="40"/>
+              <w:jc w:val="left"/>
+            </w:pPr>
+            <w:r>
+              <w:rPr>
+                <w:rFonts w:ascii="Adani" w:hAnsi="Adani"/>
+                <w:b w:val="0"/>
+                <w:sz w:val="18"/>
+                <w:u w:val="none"/>
+              </w:rPr>
+              <w:t>Director</w:t>
+            </w:r>
+          </w:p>
+        </w:tc>
+        <w:tc>
+          <w:tcPr>
+            <w:tcW w:type="dxa" w:w="1304"/>
+            <w:shd w:val="clear" w:color="auto" w:fill="FFFFFF"/>
+            <w:tcBorders>
+              <w:top w:val="single" w:sz="4" w:space="0" w:color="000000"/>
+              <w:left w:val="single" w:sz="4" w:space="0" w:color="000000"/>
+              <w:bottom w:val="single" w:sz="4" w:space="0" w:color="000000"/>
+              <w:right w:val="single" w:sz="4" w:space="0" w:color="000000"/>
+            </w:tcBorders>
+            <w:vAlign w:val="center"/>
+          </w:tcPr>
+          <w:p>
+            <w:pPr>
+              <w:spacing w:before="40" w:after="40"/>
+              <w:jc w:val="left"/>
+            </w:pPr>
+            <w:r>
+              <w:rPr>
+                <w:rFonts w:ascii="Adani" w:hAnsi="Adani"/>
+                <w:b w:val="0"/>
+                <w:sz w:val="18"/>
+                <w:u w:val="none"/>
+              </w:rPr>
+              <w:t>21/08/2021</w:t>
+            </w:r>
+          </w:p>
+        </w:tc>
+      </w:tr>
+      <w:tr>
+        <w:tc>
+          <w:tcPr>
+            <w:tcW w:type="dxa" w:w="2268"/>
+            <w:shd w:val="clear" w:color="auto" w:fill="FFFFFF"/>
+            <w:tcBorders>
+              <w:top w:val="single" w:sz="4" w:space="0" w:color="000000"/>
+              <w:left w:val="single" w:sz="4" w:space="0" w:color="000000"/>
+              <w:bottom w:val="single" w:sz="4" w:space="0" w:color="000000"/>
+              <w:right w:val="single" w:sz="4" w:space="0" w:color="000000"/>
+            </w:tcBorders>
+            <w:vAlign w:val="center"/>
+          </w:tcPr>
+          <w:p>
+            <w:pPr>
+              <w:spacing w:before="40" w:after="40"/>
+              <w:jc w:val="left"/>
+            </w:pPr>
+            <w:r>
+              <w:rPr>
+                <w:rFonts w:ascii="Adani" w:hAnsi="Adani"/>
+                <w:b w:val="0"/>
+                <w:sz w:val="18"/>
+                <w:u w:val="none"/>
+              </w:rPr>
+              <w:t>U29309GJ2021PLC125033</w:t>
+            </w:r>
+          </w:p>
+        </w:tc>
+        <w:tc>
+          <w:tcPr>
+            <w:tcW w:type="dxa" w:w="4252"/>
+            <w:shd w:val="clear" w:color="auto" w:fill="FFFFFF"/>
+            <w:tcBorders>
+              <w:top w:val="single" w:sz="4" w:space="0" w:color="000000"/>
+              <w:left w:val="single" w:sz="4" w:space="0" w:color="000000"/>
+              <w:bottom w:val="single" w:sz="4" w:space="0" w:color="000000"/>
+              <w:right w:val="single" w:sz="4" w:space="0" w:color="000000"/>
+            </w:tcBorders>
+            <w:vAlign w:val="center"/>
+          </w:tcPr>
+          <w:p>
+            <w:pPr>
+              <w:spacing w:before="40" w:after="40"/>
+              <w:jc w:val="left"/>
+            </w:pPr>
+            <w:r>
+              <w:rPr>
+                <w:rFonts w:ascii="Adani" w:hAnsi="Adani"/>
+                <w:b w:val="0"/>
+                <w:sz w:val="18"/>
+                <w:u w:val="none"/>
+              </w:rPr>
+              <w:t>PLR SYSTEMS (INDIA) LIMITED</w:t>
             </w:r>
           </w:p>
         </w:tc>
@@ -7034,120 +6859,6 @@
                 <w:sz w:val="18"/>
                 <w:u w:val="none"/>
               </w:rPr>
-              <w:t>U74999GJ2016PLC094297</w:t>
-            </w:r>
-          </w:p>
-        </w:tc>
-        <w:tc>
-          <w:tcPr>
-            <w:tcW w:type="dxa" w:w="4252"/>
-            <w:shd w:val="clear" w:color="auto" w:fill="FFFFFF"/>
-            <w:tcBorders>
-              <w:top w:val="single" w:sz="4" w:space="0" w:color="000000"/>
-              <w:left w:val="single" w:sz="4" w:space="0" w:color="000000"/>
-              <w:bottom w:val="single" w:sz="4" w:space="0" w:color="000000"/>
-              <w:right w:val="single" w:sz="4" w:space="0" w:color="000000"/>
-            </w:tcBorders>
-            <w:vAlign w:val="center"/>
-          </w:tcPr>
-          <w:p>
-            <w:pPr>
-              <w:spacing w:before="40" w:after="40"/>
-              <w:jc w:val="left"/>
-            </w:pPr>
-            <w:r>
-              <w:rPr>
-                <w:rFonts w:ascii="Adani" w:hAnsi="Adani"/>
-                <w:b w:val="0"/>
-                <w:sz w:val="18"/>
-                <w:u w:val="none"/>
-              </w:rPr>
-              <w:t>ADANI-ELBIT ADVANCED SYSTEMS INDIA LIMITED</w:t>
-            </w:r>
-          </w:p>
-        </w:tc>
-        <w:tc>
-          <w:tcPr>
-            <w:tcW w:type="dxa" w:w="1587"/>
-            <w:shd w:val="clear" w:color="auto" w:fill="FFFFFF"/>
-            <w:tcBorders>
-              <w:top w:val="single" w:sz="4" w:space="0" w:color="000000"/>
-              <w:left w:val="single" w:sz="4" w:space="0" w:color="000000"/>
-              <w:bottom w:val="single" w:sz="4" w:space="0" w:color="000000"/>
-              <w:right w:val="single" w:sz="4" w:space="0" w:color="000000"/>
-            </w:tcBorders>
-            <w:vAlign w:val="center"/>
-          </w:tcPr>
-          <w:p>
-            <w:pPr>
-              <w:spacing w:before="40" w:after="40"/>
-              <w:jc w:val="left"/>
-            </w:pPr>
-            <w:r>
-              <w:rPr>
-                <w:rFonts w:ascii="Adani" w:hAnsi="Adani"/>
-                <w:b w:val="0"/>
-                <w:sz w:val="18"/>
-                <w:u w:val="none"/>
-              </w:rPr>
-              <w:t>Director</w:t>
-            </w:r>
-          </w:p>
-        </w:tc>
-        <w:tc>
-          <w:tcPr>
-            <w:tcW w:type="dxa" w:w="1304"/>
-            <w:shd w:val="clear" w:color="auto" w:fill="FFFFFF"/>
-            <w:tcBorders>
-              <w:top w:val="single" w:sz="4" w:space="0" w:color="000000"/>
-              <w:left w:val="single" w:sz="4" w:space="0" w:color="000000"/>
-              <w:bottom w:val="single" w:sz="4" w:space="0" w:color="000000"/>
-              <w:right w:val="single" w:sz="4" w:space="0" w:color="000000"/>
-            </w:tcBorders>
-            <w:vAlign w:val="center"/>
-          </w:tcPr>
-          <w:p>
-            <w:pPr>
-              <w:spacing w:before="40" w:after="40"/>
-              <w:jc w:val="left"/>
-            </w:pPr>
-            <w:r>
-              <w:rPr>
-                <w:rFonts w:ascii="Adani" w:hAnsi="Adani"/>
-                <w:b w:val="0"/>
-                <w:sz w:val="18"/>
-                <w:u w:val="none"/>
-              </w:rPr>
-              <w:t>06/09/2018</w:t>
-            </w:r>
-          </w:p>
-        </w:tc>
-      </w:tr>
-      <w:tr>
-        <w:tc>
-          <w:tcPr>
-            <w:tcW w:type="dxa" w:w="2268"/>
-            <w:shd w:val="clear" w:color="auto" w:fill="FFFFFF"/>
-            <w:tcBorders>
-              <w:top w:val="single" w:sz="4" w:space="0" w:color="000000"/>
-              <w:left w:val="single" w:sz="4" w:space="0" w:color="000000"/>
-              <w:bottom w:val="single" w:sz="4" w:space="0" w:color="000000"/>
-              <w:right w:val="single" w:sz="4" w:space="0" w:color="000000"/>
-            </w:tcBorders>
-            <w:vAlign w:val="center"/>
-          </w:tcPr>
-          <w:p>
-            <w:pPr>
-              <w:spacing w:before="40" w:after="40"/>
-              <w:jc w:val="left"/>
-            </w:pPr>
-            <w:r>
-              <w:rPr>
-                <w:rFonts w:ascii="Adani" w:hAnsi="Adani"/>
-                <w:b w:val="0"/>
-                <w:sz w:val="18"/>
-                <w:u w:val="none"/>
-              </w:rPr>
               <w:t>U40100GJ2005PLC046554</w:t>
             </w:r>
           </w:p>
@@ -7376,7 +7087,7 @@
                 <w:sz w:val="18"/>
                 <w:u w:val="none"/>
               </w:rPr>
-              <w:t>U35115GJ2015PLC083876</w:t>
+              <w:t>U74999GJ2015PLC083877</w:t>
             </w:r>
           </w:p>
         </w:tc>
@@ -7404,7 +7115,7 @@
                 <w:sz w:val="18"/>
                 <w:u w:val="none"/>
               </w:rPr>
-              <w:t>ADANI AEROSPACE AND DEFENCE LIMITED</w:t>
+              <w:t>ORDEFENCE SYSTEMS LIMITED</w:t>
             </w:r>
           </w:p>
         </w:tc>
@@ -7490,7 +7201,7 @@
                 <w:sz w:val="18"/>
                 <w:u w:val="none"/>
               </w:rPr>
-              <w:t>U74999GJ2015PLC083877</w:t>
+              <w:t>U35115GJ2015PLC083876</w:t>
             </w:r>
           </w:p>
         </w:tc>
@@ -7518,7 +7229,7 @@
                 <w:sz w:val="18"/>
                 <w:u w:val="none"/>
               </w:rPr>
-              <w:t>ORDEFENCE SYSTEMS LIMITED</w:t>
+              <w:t>ADANI AEROSPACE AND DEFENCE LIMITED</w:t>
             </w:r>
           </w:p>
         </w:tc>

--- a/Backend/Director_Disclosure/Output_Disclosures/2024-25/ADANI_INFRA__INDIA__LIMITED/MBP-1/MBP1_JATINKUMAR_RAMESHCHANDRA_JALUNDHWALA_00137888.docx
+++ b/Backend/Director_Disclosure/Output_Disclosures/2024-25/ADANI_INFRA__INDIA__LIMITED/MBP-1/MBP1_JATINKUMAR_RAMESHCHANDRA_JALUNDHWALA_00137888.docx
@@ -673,7 +673,7 @@
                 <w:sz w:val="18"/>
                 <w:u w:val="none"/>
               </w:rPr>
-              <w:t>PLR SYSTEMS PRIVATE LIMITED</w:t>
+              <w:t>PLR SYSTEMS (INDIA) LIMITED</w:t>
             </w:r>
           </w:p>
         </w:tc>
@@ -815,7 +815,7 @@
                 <w:sz w:val="18"/>
                 <w:u w:val="none"/>
               </w:rPr>
-              <w:t>PLR SYSTEMS (INDIA) LIMITED</w:t>
+              <w:t>PLR SYSTEMS PRIVATE LIMITED</w:t>
             </w:r>
           </w:p>
         </w:tc>
@@ -3266,7 +3266,7 @@
                 <w:sz w:val="18"/>
                 <w:u w:val="none"/>
               </w:rPr>
-              <w:t>Date:   15th May, 2026</w:t>
+              <w:t>Date:   27th May, 2026</w:t>
             </w:r>
           </w:p>
         </w:tc>
@@ -4303,7 +4303,7 @@
                 <w:sz w:val="18"/>
                 <w:u w:val="none"/>
               </w:rPr>
-              <w:t>Date:   15th May, 2026</w:t>
+              <w:t>Date:   27th May, 2026</w:t>
             </w:r>
           </w:p>
         </w:tc>
@@ -4464,7 +4464,7 @@
           <w:sz w:val="20"/>
           <w:u w:val="none"/>
         </w:rPr>
-        <w:t>15th May, 2026</w:t>
+        <w:t>27th May, 2026</w:t>
       </w:r>
     </w:p>
     <w:p>
@@ -6289,7 +6289,7 @@
                 <w:sz w:val="18"/>
                 <w:u w:val="none"/>
               </w:rPr>
-              <w:t>U74999GJ2013PTC123466</w:t>
+              <w:t>U29309GJ2021PLC125033</w:t>
             </w:r>
           </w:p>
         </w:tc>
@@ -6317,7 +6317,7 @@
                 <w:sz w:val="18"/>
                 <w:u w:val="none"/>
               </w:rPr>
-              <w:t>PLR SYSTEMS PRIVATE LIMITED</w:t>
+              <w:t>PLR SYSTEMS (INDIA) LIMITED</w:t>
             </w:r>
           </w:p>
         </w:tc>
@@ -6403,7 +6403,7 @@
                 <w:sz w:val="18"/>
                 <w:u w:val="none"/>
               </w:rPr>
-              <w:t>U29309GJ2021PLC125033</w:t>
+              <w:t>U74999GJ2013PTC123466</w:t>
             </w:r>
           </w:p>
         </w:tc>
@@ -6431,7 +6431,7 @@
                 <w:sz w:val="18"/>
                 <w:u w:val="none"/>
               </w:rPr>
-              <w:t>PLR SYSTEMS (INDIA) LIMITED</w:t>
+              <w:t>PLR SYSTEMS PRIVATE LIMITED</w:t>
             </w:r>
           </w:p>
         </w:tc>

--- a/Backend/Director_Disclosure/Output_Disclosures/2024-25/ADANI_INFRA__INDIA__LIMITED/MBP-1/MBP1_JATINKUMAR_RAMESHCHANDRA_JALUNDHWALA_00137888.docx
+++ b/Backend/Director_Disclosure/Output_Disclosures/2024-25/ADANI_INFRA__INDIA__LIMITED/MBP-1/MBP1_JATINKUMAR_RAMESHCHANDRA_JALUNDHWALA_00137888.docx
@@ -417,7 +417,7 @@
                 <w:sz w:val="18"/>
                 <w:u w:val="none"/>
               </w:rPr>
-              <w:t>Additional Director</w:t>
+              <w:t>Director</w:t>
             </w:r>
           </w:p>
         </w:tc>
@@ -473,7 +473,7 @@
                 <w:sz w:val="18"/>
                 <w:u w:val="none"/>
               </w:rPr>
-              <w:t>27/09/2023</w:t>
+              <w:t>18/06/2024</w:t>
             </w:r>
           </w:p>
         </w:tc>
@@ -504,6 +504,148 @@
                 <w:u w:val="none"/>
               </w:rPr>
               <w:t>2</w:t>
+            </w:r>
+          </w:p>
+        </w:tc>
+        <w:tc>
+          <w:tcPr>
+            <w:tcW w:type="dxa" w:w="3969"/>
+            <w:shd w:val="clear" w:color="auto" w:fill="FFFFFF"/>
+            <w:tcBorders>
+              <w:top w:val="single" w:sz="4" w:space="0" w:color="000000"/>
+              <w:left w:val="single" w:sz="4" w:space="0" w:color="000000"/>
+              <w:bottom w:val="single" w:sz="4" w:space="0" w:color="000000"/>
+              <w:right w:val="single" w:sz="4" w:space="0" w:color="000000"/>
+            </w:tcBorders>
+            <w:vAlign w:val="center"/>
+          </w:tcPr>
+          <w:p>
+            <w:pPr>
+              <w:spacing w:before="40" w:after="40"/>
+              <w:jc w:val="left"/>
+            </w:pPr>
+            <w:r>
+              <w:rPr>
+                <w:rFonts w:ascii="Adani" w:hAnsi="Adani"/>
+                <w:b w:val="0"/>
+                <w:sz w:val="18"/>
+                <w:u w:val="none"/>
+              </w:rPr>
+              <w:t>PLR SYSTEMS (INDIA) LIMITED</w:t>
+            </w:r>
+          </w:p>
+        </w:tc>
+        <w:tc>
+          <w:tcPr>
+            <w:tcW w:type="dxa" w:w="1814"/>
+            <w:shd w:val="clear" w:color="auto" w:fill="FFFFFF"/>
+            <w:tcBorders>
+              <w:top w:val="single" w:sz="4" w:space="0" w:color="000000"/>
+              <w:left w:val="single" w:sz="4" w:space="0" w:color="000000"/>
+              <w:bottom w:val="single" w:sz="4" w:space="0" w:color="000000"/>
+              <w:right w:val="single" w:sz="4" w:space="0" w:color="000000"/>
+            </w:tcBorders>
+            <w:vAlign w:val="center"/>
+          </w:tcPr>
+          <w:p>
+            <w:pPr>
+              <w:spacing w:before="40" w:after="40"/>
+              <w:jc w:val="left"/>
+            </w:pPr>
+            <w:r>
+              <w:rPr>
+                <w:rFonts w:ascii="Adani" w:hAnsi="Adani"/>
+                <w:b w:val="0"/>
+                <w:sz w:val="18"/>
+                <w:u w:val="none"/>
+              </w:rPr>
+              <w:t>Director</w:t>
+            </w:r>
+          </w:p>
+        </w:tc>
+        <w:tc>
+          <w:tcPr>
+            <w:tcW w:type="dxa" w:w="1020"/>
+            <w:shd w:val="clear" w:color="auto" w:fill="FFFFFF"/>
+            <w:tcBorders>
+              <w:top w:val="single" w:sz="4" w:space="0" w:color="000000"/>
+              <w:left w:val="single" w:sz="4" w:space="0" w:color="000000"/>
+              <w:bottom w:val="single" w:sz="4" w:space="0" w:color="000000"/>
+              <w:right w:val="single" w:sz="4" w:space="0" w:color="000000"/>
+            </w:tcBorders>
+            <w:vAlign w:val="center"/>
+          </w:tcPr>
+          <w:p>
+            <w:pPr>
+              <w:spacing w:before="40" w:after="40"/>
+              <w:jc w:val="left"/>
+            </w:pPr>
+            <w:r>
+              <w:rPr>
+                <w:rFonts w:ascii="Adani" w:hAnsi="Adani"/>
+                <w:b w:val="0"/>
+                <w:sz w:val="18"/>
+                <w:u w:val="none"/>
+              </w:rPr>
+              <w:t>NIL</w:t>
+            </w:r>
+          </w:p>
+        </w:tc>
+        <w:tc>
+          <w:tcPr>
+            <w:tcW w:type="dxa" w:w="1247"/>
+            <w:shd w:val="clear" w:color="auto" w:fill="FFFFFF"/>
+            <w:tcBorders>
+              <w:top w:val="single" w:sz="4" w:space="0" w:color="000000"/>
+              <w:left w:val="single" w:sz="4" w:space="0" w:color="000000"/>
+              <w:bottom w:val="single" w:sz="4" w:space="0" w:color="000000"/>
+              <w:right w:val="single" w:sz="4" w:space="0" w:color="000000"/>
+            </w:tcBorders>
+            <w:vAlign w:val="center"/>
+          </w:tcPr>
+          <w:p>
+            <w:pPr>
+              <w:spacing w:before="40" w:after="40"/>
+              <w:jc w:val="left"/>
+            </w:pPr>
+            <w:r>
+              <w:rPr>
+                <w:rFonts w:ascii="Adani" w:hAnsi="Adani"/>
+                <w:b w:val="0"/>
+                <w:sz w:val="18"/>
+                <w:u w:val="none"/>
+              </w:rPr>
+              <w:t>21/08/2021</w:t>
+            </w:r>
+          </w:p>
+        </w:tc>
+      </w:tr>
+      <w:tr>
+        <w:tc>
+          <w:tcPr>
+            <w:tcW w:type="dxa" w:w="680"/>
+            <w:shd w:val="clear" w:color="auto" w:fill="FFFFFF"/>
+            <w:tcBorders>
+              <w:top w:val="single" w:sz="4" w:space="0" w:color="000000"/>
+              <w:left w:val="single" w:sz="4" w:space="0" w:color="000000"/>
+              <w:bottom w:val="single" w:sz="4" w:space="0" w:color="000000"/>
+              <w:right w:val="single" w:sz="4" w:space="0" w:color="000000"/>
+            </w:tcBorders>
+            <w:vAlign w:val="center"/>
+          </w:tcPr>
+          <w:p>
+            <w:pPr>
+              <w:spacing w:before="40" w:after="40"/>
+              <w:jc w:val="left"/>
+            </w:pPr>
+            <w:r>
+              <w:rPr>
+                <w:rFonts w:ascii="Adani" w:hAnsi="Adani"/>
+                <w:b w:val="0"/>
+                <w:sz w:val="18"/>
+                <w:u w:val="none"/>
+              </w:rPr>
+              <w:t>3</w:t>
             </w:r>
           </w:p>
         </w:tc>
@@ -645,291 +787,7 @@
                 <w:sz w:val="18"/>
                 <w:u w:val="none"/>
               </w:rPr>
-              <w:t>3</w:t>
-            </w:r>
-          </w:p>
-        </w:tc>
-        <w:tc>
-          <w:tcPr>
-            <w:tcW w:type="dxa" w:w="3969"/>
-            <w:shd w:val="clear" w:color="auto" w:fill="FFFFFF"/>
-            <w:tcBorders>
-              <w:top w:val="single" w:sz="4" w:space="0" w:color="000000"/>
-              <w:left w:val="single" w:sz="4" w:space="0" w:color="000000"/>
-              <w:bottom w:val="single" w:sz="4" w:space="0" w:color="000000"/>
-              <w:right w:val="single" w:sz="4" w:space="0" w:color="000000"/>
-            </w:tcBorders>
-            <w:vAlign w:val="center"/>
-          </w:tcPr>
-          <w:p>
-            <w:pPr>
-              <w:spacing w:before="40" w:after="40"/>
-              <w:jc w:val="left"/>
-            </w:pPr>
-            <w:r>
-              <w:rPr>
-                <w:rFonts w:ascii="Adani" w:hAnsi="Adani"/>
-                <w:b w:val="0"/>
-                <w:sz w:val="18"/>
-                <w:u w:val="none"/>
-              </w:rPr>
-              <w:t>PLR SYSTEMS (INDIA) LIMITED</w:t>
-            </w:r>
-          </w:p>
-        </w:tc>
-        <w:tc>
-          <w:tcPr>
-            <w:tcW w:type="dxa" w:w="1814"/>
-            <w:shd w:val="clear" w:color="auto" w:fill="FFFFFF"/>
-            <w:tcBorders>
-              <w:top w:val="single" w:sz="4" w:space="0" w:color="000000"/>
-              <w:left w:val="single" w:sz="4" w:space="0" w:color="000000"/>
-              <w:bottom w:val="single" w:sz="4" w:space="0" w:color="000000"/>
-              <w:right w:val="single" w:sz="4" w:space="0" w:color="000000"/>
-            </w:tcBorders>
-            <w:vAlign w:val="center"/>
-          </w:tcPr>
-          <w:p>
-            <w:pPr>
-              <w:spacing w:before="40" w:after="40"/>
-              <w:jc w:val="left"/>
-            </w:pPr>
-            <w:r>
-              <w:rPr>
-                <w:rFonts w:ascii="Adani" w:hAnsi="Adani"/>
-                <w:b w:val="0"/>
-                <w:sz w:val="18"/>
-                <w:u w:val="none"/>
-              </w:rPr>
-              <w:t>Director</w:t>
-            </w:r>
-          </w:p>
-        </w:tc>
-        <w:tc>
-          <w:tcPr>
-            <w:tcW w:type="dxa" w:w="1020"/>
-            <w:shd w:val="clear" w:color="auto" w:fill="FFFFFF"/>
-            <w:tcBorders>
-              <w:top w:val="single" w:sz="4" w:space="0" w:color="000000"/>
-              <w:left w:val="single" w:sz="4" w:space="0" w:color="000000"/>
-              <w:bottom w:val="single" w:sz="4" w:space="0" w:color="000000"/>
-              <w:right w:val="single" w:sz="4" w:space="0" w:color="000000"/>
-            </w:tcBorders>
-            <w:vAlign w:val="center"/>
-          </w:tcPr>
-          <w:p>
-            <w:pPr>
-              <w:spacing w:before="40" w:after="40"/>
-              <w:jc w:val="left"/>
-            </w:pPr>
-            <w:r>
-              <w:rPr>
-                <w:rFonts w:ascii="Adani" w:hAnsi="Adani"/>
-                <w:b w:val="0"/>
-                <w:sz w:val="18"/>
-                <w:u w:val="none"/>
-              </w:rPr>
-              <w:t>NIL</w:t>
-            </w:r>
-          </w:p>
-        </w:tc>
-        <w:tc>
-          <w:tcPr>
-            <w:tcW w:type="dxa" w:w="1247"/>
-            <w:shd w:val="clear" w:color="auto" w:fill="FFFFFF"/>
-            <w:tcBorders>
-              <w:top w:val="single" w:sz="4" w:space="0" w:color="000000"/>
-              <w:left w:val="single" w:sz="4" w:space="0" w:color="000000"/>
-              <w:bottom w:val="single" w:sz="4" w:space="0" w:color="000000"/>
-              <w:right w:val="single" w:sz="4" w:space="0" w:color="000000"/>
-            </w:tcBorders>
-            <w:vAlign w:val="center"/>
-          </w:tcPr>
-          <w:p>
-            <w:pPr>
-              <w:spacing w:before="40" w:after="40"/>
-              <w:jc w:val="left"/>
-            </w:pPr>
-            <w:r>
-              <w:rPr>
-                <w:rFonts w:ascii="Adani" w:hAnsi="Adani"/>
-                <w:b w:val="0"/>
-                <w:sz w:val="18"/>
-                <w:u w:val="none"/>
-              </w:rPr>
-              <w:t>21/08/2021</w:t>
-            </w:r>
-          </w:p>
-        </w:tc>
-      </w:tr>
-      <w:tr>
-        <w:tc>
-          <w:tcPr>
-            <w:tcW w:type="dxa" w:w="680"/>
-            <w:shd w:val="clear" w:color="auto" w:fill="FFFFFF"/>
-            <w:tcBorders>
-              <w:top w:val="single" w:sz="4" w:space="0" w:color="000000"/>
-              <w:left w:val="single" w:sz="4" w:space="0" w:color="000000"/>
-              <w:bottom w:val="single" w:sz="4" w:space="0" w:color="000000"/>
-              <w:right w:val="single" w:sz="4" w:space="0" w:color="000000"/>
-            </w:tcBorders>
-            <w:vAlign w:val="center"/>
-          </w:tcPr>
-          <w:p>
-            <w:pPr>
-              <w:spacing w:before="40" w:after="40"/>
-              <w:jc w:val="left"/>
-            </w:pPr>
-            <w:r>
-              <w:rPr>
-                <w:rFonts w:ascii="Adani" w:hAnsi="Adani"/>
-                <w:b w:val="0"/>
-                <w:sz w:val="18"/>
-                <w:u w:val="none"/>
-              </w:rPr>
               <w:t>4</w:t>
-            </w:r>
-          </w:p>
-        </w:tc>
-        <w:tc>
-          <w:tcPr>
-            <w:tcW w:type="dxa" w:w="3969"/>
-            <w:shd w:val="clear" w:color="auto" w:fill="FFFFFF"/>
-            <w:tcBorders>
-              <w:top w:val="single" w:sz="4" w:space="0" w:color="000000"/>
-              <w:left w:val="single" w:sz="4" w:space="0" w:color="000000"/>
-              <w:bottom w:val="single" w:sz="4" w:space="0" w:color="000000"/>
-              <w:right w:val="single" w:sz="4" w:space="0" w:color="000000"/>
-            </w:tcBorders>
-            <w:vAlign w:val="center"/>
-          </w:tcPr>
-          <w:p>
-            <w:pPr>
-              <w:spacing w:before="40" w:after="40"/>
-              <w:jc w:val="left"/>
-            </w:pPr>
-            <w:r>
-              <w:rPr>
-                <w:rFonts w:ascii="Adani" w:hAnsi="Adani"/>
-                <w:b w:val="0"/>
-                <w:sz w:val="18"/>
-                <w:u w:val="none"/>
-              </w:rPr>
-              <w:t>PLR SYSTEMS PRIVATE LIMITED</w:t>
-            </w:r>
-          </w:p>
-        </w:tc>
-        <w:tc>
-          <w:tcPr>
-            <w:tcW w:type="dxa" w:w="1814"/>
-            <w:shd w:val="clear" w:color="auto" w:fill="FFFFFF"/>
-            <w:tcBorders>
-              <w:top w:val="single" w:sz="4" w:space="0" w:color="000000"/>
-              <w:left w:val="single" w:sz="4" w:space="0" w:color="000000"/>
-              <w:bottom w:val="single" w:sz="4" w:space="0" w:color="000000"/>
-              <w:right w:val="single" w:sz="4" w:space="0" w:color="000000"/>
-            </w:tcBorders>
-            <w:vAlign w:val="center"/>
-          </w:tcPr>
-          <w:p>
-            <w:pPr>
-              <w:spacing w:before="40" w:after="40"/>
-              <w:jc w:val="left"/>
-            </w:pPr>
-            <w:r>
-              <w:rPr>
-                <w:rFonts w:ascii="Adani" w:hAnsi="Adani"/>
-                <w:b w:val="0"/>
-                <w:sz w:val="18"/>
-                <w:u w:val="none"/>
-              </w:rPr>
-              <w:t>Director</w:t>
-            </w:r>
-          </w:p>
-        </w:tc>
-        <w:tc>
-          <w:tcPr>
-            <w:tcW w:type="dxa" w:w="1020"/>
-            <w:shd w:val="clear" w:color="auto" w:fill="FFFFFF"/>
-            <w:tcBorders>
-              <w:top w:val="single" w:sz="4" w:space="0" w:color="000000"/>
-              <w:left w:val="single" w:sz="4" w:space="0" w:color="000000"/>
-              <w:bottom w:val="single" w:sz="4" w:space="0" w:color="000000"/>
-              <w:right w:val="single" w:sz="4" w:space="0" w:color="000000"/>
-            </w:tcBorders>
-            <w:vAlign w:val="center"/>
-          </w:tcPr>
-          <w:p>
-            <w:pPr>
-              <w:spacing w:before="40" w:after="40"/>
-              <w:jc w:val="left"/>
-            </w:pPr>
-            <w:r>
-              <w:rPr>
-                <w:rFonts w:ascii="Adani" w:hAnsi="Adani"/>
-                <w:b w:val="0"/>
-                <w:sz w:val="18"/>
-                <w:u w:val="none"/>
-              </w:rPr>
-              <w:t>NIL</w:t>
-            </w:r>
-          </w:p>
-        </w:tc>
-        <w:tc>
-          <w:tcPr>
-            <w:tcW w:type="dxa" w:w="1247"/>
-            <w:shd w:val="clear" w:color="auto" w:fill="FFFFFF"/>
-            <w:tcBorders>
-              <w:top w:val="single" w:sz="4" w:space="0" w:color="000000"/>
-              <w:left w:val="single" w:sz="4" w:space="0" w:color="000000"/>
-              <w:bottom w:val="single" w:sz="4" w:space="0" w:color="000000"/>
-              <w:right w:val="single" w:sz="4" w:space="0" w:color="000000"/>
-            </w:tcBorders>
-            <w:vAlign w:val="center"/>
-          </w:tcPr>
-          <w:p>
-            <w:pPr>
-              <w:spacing w:before="40" w:after="40"/>
-              <w:jc w:val="left"/>
-            </w:pPr>
-            <w:r>
-              <w:rPr>
-                <w:rFonts w:ascii="Adani" w:hAnsi="Adani"/>
-                <w:b w:val="0"/>
-                <w:sz w:val="18"/>
-                <w:u w:val="none"/>
-              </w:rPr>
-              <w:t>21/08/2021</w:t>
-            </w:r>
-          </w:p>
-        </w:tc>
-      </w:tr>
-      <w:tr>
-        <w:tc>
-          <w:tcPr>
-            <w:tcW w:type="dxa" w:w="680"/>
-            <w:shd w:val="clear" w:color="auto" w:fill="FFFFFF"/>
-            <w:tcBorders>
-              <w:top w:val="single" w:sz="4" w:space="0" w:color="000000"/>
-              <w:left w:val="single" w:sz="4" w:space="0" w:color="000000"/>
-              <w:bottom w:val="single" w:sz="4" w:space="0" w:color="000000"/>
-              <w:right w:val="single" w:sz="4" w:space="0" w:color="000000"/>
-            </w:tcBorders>
-            <w:vAlign w:val="center"/>
-          </w:tcPr>
-          <w:p>
-            <w:pPr>
-              <w:spacing w:before="40" w:after="40"/>
-              <w:jc w:val="left"/>
-            </w:pPr>
-            <w:r>
-              <w:rPr>
-                <w:rFonts w:ascii="Adani" w:hAnsi="Adani"/>
-                <w:b w:val="0"/>
-                <w:sz w:val="18"/>
-                <w:u w:val="none"/>
-              </w:rPr>
-              <w:t>5</w:t>
             </w:r>
           </w:p>
         </w:tc>
@@ -1071,7 +929,7 @@
                 <w:sz w:val="18"/>
                 <w:u w:val="none"/>
               </w:rPr>
-              <w:t>6</w:t>
+              <w:t>5</w:t>
             </w:r>
           </w:p>
         </w:tc>
@@ -1213,7 +1071,7 @@
                 <w:sz w:val="18"/>
                 <w:u w:val="none"/>
               </w:rPr>
-              <w:t>7</w:t>
+              <w:t>6</w:t>
             </w:r>
           </w:p>
         </w:tc>
@@ -1355,7 +1213,7 @@
                 <w:sz w:val="18"/>
                 <w:u w:val="none"/>
               </w:rPr>
-              <w:t>8</w:t>
+              <w:t>7</w:t>
             </w:r>
           </w:p>
         </w:tc>
@@ -1497,7 +1355,7 @@
                 <w:sz w:val="18"/>
                 <w:u w:val="none"/>
               </w:rPr>
-              <w:t>9</w:t>
+              <w:t>8</w:t>
             </w:r>
           </w:p>
         </w:tc>
@@ -1610,6 +1468,148 @@
                 <w:u w:val="none"/>
               </w:rPr>
               <w:t>19/04/2017</w:t>
+            </w:r>
+          </w:p>
+        </w:tc>
+      </w:tr>
+      <w:tr>
+        <w:tc>
+          <w:tcPr>
+            <w:tcW w:type="dxa" w:w="680"/>
+            <w:shd w:val="clear" w:color="auto" w:fill="FFFFFF"/>
+            <w:tcBorders>
+              <w:top w:val="single" w:sz="4" w:space="0" w:color="000000"/>
+              <w:left w:val="single" w:sz="4" w:space="0" w:color="000000"/>
+              <w:bottom w:val="single" w:sz="4" w:space="0" w:color="000000"/>
+              <w:right w:val="single" w:sz="4" w:space="0" w:color="000000"/>
+            </w:tcBorders>
+            <w:vAlign w:val="center"/>
+          </w:tcPr>
+          <w:p>
+            <w:pPr>
+              <w:spacing w:before="40" w:after="40"/>
+              <w:jc w:val="left"/>
+            </w:pPr>
+            <w:r>
+              <w:rPr>
+                <w:rFonts w:ascii="Adani" w:hAnsi="Adani"/>
+                <w:b w:val="0"/>
+                <w:sz w:val="18"/>
+                <w:u w:val="none"/>
+              </w:rPr>
+              <w:t>9</w:t>
+            </w:r>
+          </w:p>
+        </w:tc>
+        <w:tc>
+          <w:tcPr>
+            <w:tcW w:type="dxa" w:w="3969"/>
+            <w:shd w:val="clear" w:color="auto" w:fill="FFFFFF"/>
+            <w:tcBorders>
+              <w:top w:val="single" w:sz="4" w:space="0" w:color="000000"/>
+              <w:left w:val="single" w:sz="4" w:space="0" w:color="000000"/>
+              <w:bottom w:val="single" w:sz="4" w:space="0" w:color="000000"/>
+              <w:right w:val="single" w:sz="4" w:space="0" w:color="000000"/>
+            </w:tcBorders>
+            <w:vAlign w:val="center"/>
+          </w:tcPr>
+          <w:p>
+            <w:pPr>
+              <w:spacing w:before="40" w:after="40"/>
+              <w:jc w:val="left"/>
+            </w:pPr>
+            <w:r>
+              <w:rPr>
+                <w:rFonts w:ascii="Adani" w:hAnsi="Adani"/>
+                <w:b w:val="0"/>
+                <w:sz w:val="18"/>
+                <w:u w:val="none"/>
+              </w:rPr>
+              <w:t>ADANI AEROSPACE AND DEFENCE LIMITED</w:t>
+            </w:r>
+          </w:p>
+        </w:tc>
+        <w:tc>
+          <w:tcPr>
+            <w:tcW w:type="dxa" w:w="1814"/>
+            <w:shd w:val="clear" w:color="auto" w:fill="FFFFFF"/>
+            <w:tcBorders>
+              <w:top w:val="single" w:sz="4" w:space="0" w:color="000000"/>
+              <w:left w:val="single" w:sz="4" w:space="0" w:color="000000"/>
+              <w:bottom w:val="single" w:sz="4" w:space="0" w:color="000000"/>
+              <w:right w:val="single" w:sz="4" w:space="0" w:color="000000"/>
+            </w:tcBorders>
+            <w:vAlign w:val="center"/>
+          </w:tcPr>
+          <w:p>
+            <w:pPr>
+              <w:spacing w:before="40" w:after="40"/>
+              <w:jc w:val="left"/>
+            </w:pPr>
+            <w:r>
+              <w:rPr>
+                <w:rFonts w:ascii="Adani" w:hAnsi="Adani"/>
+                <w:b w:val="0"/>
+                <w:sz w:val="18"/>
+                <w:u w:val="none"/>
+              </w:rPr>
+              <w:t>Director</w:t>
+            </w:r>
+          </w:p>
+        </w:tc>
+        <w:tc>
+          <w:tcPr>
+            <w:tcW w:type="dxa" w:w="1020"/>
+            <w:shd w:val="clear" w:color="auto" w:fill="FFFFFF"/>
+            <w:tcBorders>
+              <w:top w:val="single" w:sz="4" w:space="0" w:color="000000"/>
+              <w:left w:val="single" w:sz="4" w:space="0" w:color="000000"/>
+              <w:bottom w:val="single" w:sz="4" w:space="0" w:color="000000"/>
+              <w:right w:val="single" w:sz="4" w:space="0" w:color="000000"/>
+            </w:tcBorders>
+            <w:vAlign w:val="center"/>
+          </w:tcPr>
+          <w:p>
+            <w:pPr>
+              <w:spacing w:before="40" w:after="40"/>
+              <w:jc w:val="left"/>
+            </w:pPr>
+            <w:r>
+              <w:rPr>
+                <w:rFonts w:ascii="Adani" w:hAnsi="Adani"/>
+                <w:b w:val="0"/>
+                <w:sz w:val="18"/>
+                <w:u w:val="none"/>
+              </w:rPr>
+              <w:t>NIL</w:t>
+            </w:r>
+          </w:p>
+        </w:tc>
+        <w:tc>
+          <w:tcPr>
+            <w:tcW w:type="dxa" w:w="1247"/>
+            <w:shd w:val="clear" w:color="auto" w:fill="FFFFFF"/>
+            <w:tcBorders>
+              <w:top w:val="single" w:sz="4" w:space="0" w:color="000000"/>
+              <w:left w:val="single" w:sz="4" w:space="0" w:color="000000"/>
+              <w:bottom w:val="single" w:sz="4" w:space="0" w:color="000000"/>
+              <w:right w:val="single" w:sz="4" w:space="0" w:color="000000"/>
+            </w:tcBorders>
+            <w:vAlign w:val="center"/>
+          </w:tcPr>
+          <w:p>
+            <w:pPr>
+              <w:spacing w:before="40" w:after="40"/>
+              <w:jc w:val="left"/>
+            </w:pPr>
+            <w:r>
+              <w:rPr>
+                <w:rFonts w:ascii="Adani" w:hAnsi="Adani"/>
+                <w:b w:val="0"/>
+                <w:sz w:val="18"/>
+                <w:u w:val="none"/>
+              </w:rPr>
+              <w:t>17/07/2015</w:t>
             </w:r>
           </w:p>
         </w:tc>
@@ -1809,148 +1809,6 @@
                 <w:sz w:val="18"/>
                 <w:u w:val="none"/>
               </w:rPr>
-              <w:t>ADANI AEROSPACE AND DEFENCE LIMITED</w:t>
-            </w:r>
-          </w:p>
-        </w:tc>
-        <w:tc>
-          <w:tcPr>
-            <w:tcW w:type="dxa" w:w="1814"/>
-            <w:shd w:val="clear" w:color="auto" w:fill="FFFFFF"/>
-            <w:tcBorders>
-              <w:top w:val="single" w:sz="4" w:space="0" w:color="000000"/>
-              <w:left w:val="single" w:sz="4" w:space="0" w:color="000000"/>
-              <w:bottom w:val="single" w:sz="4" w:space="0" w:color="000000"/>
-              <w:right w:val="single" w:sz="4" w:space="0" w:color="000000"/>
-            </w:tcBorders>
-            <w:vAlign w:val="center"/>
-          </w:tcPr>
-          <w:p>
-            <w:pPr>
-              <w:spacing w:before="40" w:after="40"/>
-              <w:jc w:val="left"/>
-            </w:pPr>
-            <w:r>
-              <w:rPr>
-                <w:rFonts w:ascii="Adani" w:hAnsi="Adani"/>
-                <w:b w:val="0"/>
-                <w:sz w:val="18"/>
-                <w:u w:val="none"/>
-              </w:rPr>
-              <w:t>Director</w:t>
-            </w:r>
-          </w:p>
-        </w:tc>
-        <w:tc>
-          <w:tcPr>
-            <w:tcW w:type="dxa" w:w="1020"/>
-            <w:shd w:val="clear" w:color="auto" w:fill="FFFFFF"/>
-            <w:tcBorders>
-              <w:top w:val="single" w:sz="4" w:space="0" w:color="000000"/>
-              <w:left w:val="single" w:sz="4" w:space="0" w:color="000000"/>
-              <w:bottom w:val="single" w:sz="4" w:space="0" w:color="000000"/>
-              <w:right w:val="single" w:sz="4" w:space="0" w:color="000000"/>
-            </w:tcBorders>
-            <w:vAlign w:val="center"/>
-          </w:tcPr>
-          <w:p>
-            <w:pPr>
-              <w:spacing w:before="40" w:after="40"/>
-              <w:jc w:val="left"/>
-            </w:pPr>
-            <w:r>
-              <w:rPr>
-                <w:rFonts w:ascii="Adani" w:hAnsi="Adani"/>
-                <w:b w:val="0"/>
-                <w:sz w:val="18"/>
-                <w:u w:val="none"/>
-              </w:rPr>
-              <w:t>NIL</w:t>
-            </w:r>
-          </w:p>
-        </w:tc>
-        <w:tc>
-          <w:tcPr>
-            <w:tcW w:type="dxa" w:w="1247"/>
-            <w:shd w:val="clear" w:color="auto" w:fill="FFFFFF"/>
-            <w:tcBorders>
-              <w:top w:val="single" w:sz="4" w:space="0" w:color="000000"/>
-              <w:left w:val="single" w:sz="4" w:space="0" w:color="000000"/>
-              <w:bottom w:val="single" w:sz="4" w:space="0" w:color="000000"/>
-              <w:right w:val="single" w:sz="4" w:space="0" w:color="000000"/>
-            </w:tcBorders>
-            <w:vAlign w:val="center"/>
-          </w:tcPr>
-          <w:p>
-            <w:pPr>
-              <w:spacing w:before="40" w:after="40"/>
-              <w:jc w:val="left"/>
-            </w:pPr>
-            <w:r>
-              <w:rPr>
-                <w:rFonts w:ascii="Adani" w:hAnsi="Adani"/>
-                <w:b w:val="0"/>
-                <w:sz w:val="18"/>
-                <w:u w:val="none"/>
-              </w:rPr>
-              <w:t>17/07/2015</w:t>
-            </w:r>
-          </w:p>
-        </w:tc>
-      </w:tr>
-      <w:tr>
-        <w:tc>
-          <w:tcPr>
-            <w:tcW w:type="dxa" w:w="680"/>
-            <w:shd w:val="clear" w:color="auto" w:fill="FFFFFF"/>
-            <w:tcBorders>
-              <w:top w:val="single" w:sz="4" w:space="0" w:color="000000"/>
-              <w:left w:val="single" w:sz="4" w:space="0" w:color="000000"/>
-              <w:bottom w:val="single" w:sz="4" w:space="0" w:color="000000"/>
-              <w:right w:val="single" w:sz="4" w:space="0" w:color="000000"/>
-            </w:tcBorders>
-            <w:vAlign w:val="center"/>
-          </w:tcPr>
-          <w:p>
-            <w:pPr>
-              <w:spacing w:before="40" w:after="40"/>
-              <w:jc w:val="left"/>
-            </w:pPr>
-            <w:r>
-              <w:rPr>
-                <w:rFonts w:ascii="Adani" w:hAnsi="Adani"/>
-                <w:b w:val="0"/>
-                <w:sz w:val="18"/>
-                <w:u w:val="none"/>
-              </w:rPr>
-              <w:t>12</w:t>
-            </w:r>
-          </w:p>
-        </w:tc>
-        <w:tc>
-          <w:tcPr>
-            <w:tcW w:type="dxa" w:w="3969"/>
-            <w:shd w:val="clear" w:color="auto" w:fill="FFFFFF"/>
-            <w:tcBorders>
-              <w:top w:val="single" w:sz="4" w:space="0" w:color="000000"/>
-              <w:left w:val="single" w:sz="4" w:space="0" w:color="000000"/>
-              <w:bottom w:val="single" w:sz="4" w:space="0" w:color="000000"/>
-              <w:right w:val="single" w:sz="4" w:space="0" w:color="000000"/>
-            </w:tcBorders>
-            <w:vAlign w:val="center"/>
-          </w:tcPr>
-          <w:p>
-            <w:pPr>
-              <w:spacing w:before="40" w:after="40"/>
-              <w:jc w:val="left"/>
-            </w:pPr>
-            <w:r>
-              <w:rPr>
-                <w:rFonts w:ascii="Adani" w:hAnsi="Adani"/>
-                <w:b w:val="0"/>
-                <w:sz w:val="18"/>
-                <w:u w:val="none"/>
-              </w:rPr>
               <w:t>ADANI ENTERPRISES LIMITED</w:t>
             </w:r>
           </w:p>
@@ -2065,7 +1923,7 @@
                 <w:sz w:val="18"/>
                 <w:u w:val="none"/>
               </w:rPr>
-              <w:t>13</w:t>
+              <w:t>12</w:t>
             </w:r>
           </w:p>
         </w:tc>
@@ -2207,7 +2065,7 @@
                 <w:sz w:val="18"/>
                 <w:u w:val="none"/>
               </w:rPr>
-              <w:t>14</w:t>
+              <w:t>13</w:t>
             </w:r>
           </w:p>
         </w:tc>
@@ -2349,7 +2207,7 @@
                 <w:sz w:val="18"/>
                 <w:u w:val="none"/>
               </w:rPr>
-              <w:t>15</w:t>
+              <w:t>14</w:t>
             </w:r>
           </w:p>
         </w:tc>
@@ -2491,149 +2349,7 @@
                 <w:sz w:val="18"/>
                 <w:u w:val="none"/>
               </w:rPr>
-              <w:t>16</w:t>
-            </w:r>
-          </w:p>
-        </w:tc>
-        <w:tc>
-          <w:tcPr>
-            <w:tcW w:type="dxa" w:w="3969"/>
-            <w:shd w:val="clear" w:color="auto" w:fill="FFFFFF"/>
-            <w:tcBorders>
-              <w:top w:val="single" w:sz="4" w:space="0" w:color="000000"/>
-              <w:left w:val="single" w:sz="4" w:space="0" w:color="000000"/>
-              <w:bottom w:val="single" w:sz="4" w:space="0" w:color="000000"/>
-              <w:right w:val="single" w:sz="4" w:space="0" w:color="000000"/>
-            </w:tcBorders>
-            <w:vAlign w:val="center"/>
-          </w:tcPr>
-          <w:p>
-            <w:pPr>
-              <w:spacing w:before="40" w:after="40"/>
-              <w:jc w:val="left"/>
-            </w:pPr>
-            <w:r>
-              <w:rPr>
-                <w:rFonts w:ascii="Adani" w:hAnsi="Adani"/>
-                <w:b w:val="0"/>
-                <w:sz w:val="18"/>
-                <w:u w:val="none"/>
-              </w:rPr>
-              <w:t>ADANI GAS HOLDINGS LIMITED</w:t>
-            </w:r>
-          </w:p>
-        </w:tc>
-        <w:tc>
-          <w:tcPr>
-            <w:tcW w:type="dxa" w:w="1814"/>
-            <w:shd w:val="clear" w:color="auto" w:fill="FFFFFF"/>
-            <w:tcBorders>
-              <w:top w:val="single" w:sz="4" w:space="0" w:color="000000"/>
-              <w:left w:val="single" w:sz="4" w:space="0" w:color="000000"/>
-              <w:bottom w:val="single" w:sz="4" w:space="0" w:color="000000"/>
-              <w:right w:val="single" w:sz="4" w:space="0" w:color="000000"/>
-            </w:tcBorders>
-            <w:vAlign w:val="center"/>
-          </w:tcPr>
-          <w:p>
-            <w:pPr>
-              <w:spacing w:before="40" w:after="40"/>
-              <w:jc w:val="left"/>
-            </w:pPr>
-            <w:r>
-              <w:rPr>
-                <w:rFonts w:ascii="Adani" w:hAnsi="Adani"/>
-                <w:b w:val="0"/>
-                <w:sz w:val="18"/>
-                <w:u w:val="none"/>
-              </w:rPr>
-              <w:t>Director</w:t>
-            </w:r>
-          </w:p>
-        </w:tc>
-        <w:tc>
-          <w:tcPr>
-            <w:tcW w:type="dxa" w:w="1020"/>
-            <w:shd w:val="clear" w:color="auto" w:fill="FFFFFF"/>
-            <w:tcBorders>
-              <w:top w:val="single" w:sz="4" w:space="0" w:color="000000"/>
-              <w:left w:val="single" w:sz="4" w:space="0" w:color="000000"/>
-              <w:bottom w:val="single" w:sz="4" w:space="0" w:color="000000"/>
-              <w:right w:val="single" w:sz="4" w:space="0" w:color="000000"/>
-            </w:tcBorders>
-            <w:vAlign w:val="center"/>
-          </w:tcPr>
-          <w:p>
-            <w:pPr>
-              <w:spacing w:before="40" w:after="40"/>
-              <w:jc w:val="left"/>
-            </w:pPr>
-            <w:r>
-              <w:rPr>
-                <w:rFonts w:ascii="Adani" w:hAnsi="Adani"/>
-                <w:b w:val="0"/>
-                <w:sz w:val="18"/>
-                <w:u w:val="none"/>
-              </w:rPr>
-              <w:t>NIL</w:t>
-            </w:r>
-          </w:p>
-        </w:tc>
-        <w:tc>
-          <w:tcPr>
-            <w:tcW w:type="dxa" w:w="1247"/>
-            <w:shd w:val="clear" w:color="auto" w:fill="FFFFFF"/>
-            <w:tcBorders>
-              <w:top w:val="single" w:sz="4" w:space="0" w:color="000000"/>
-              <w:left w:val="single" w:sz="4" w:space="0" w:color="000000"/>
-              <w:bottom w:val="single" w:sz="4" w:space="0" w:color="000000"/>
-              <w:right w:val="single" w:sz="4" w:space="0" w:color="000000"/>
-            </w:tcBorders>
-            <w:vAlign w:val="center"/>
-          </w:tcPr>
-          <w:p>
-            <w:pPr>
-              <w:spacing w:before="40" w:after="40"/>
-              <w:jc w:val="left"/>
-            </w:pPr>
-            <w:r>
-              <w:rPr>
-                <w:rFonts w:ascii="Adani" w:hAnsi="Adani"/>
-                <w:b w:val="0"/>
-                <w:sz w:val="18"/>
-                <w:u w:val="none"/>
-              </w:rPr>
-              <w:t>28/08/2010</w:t>
-            </w:r>
-          </w:p>
-        </w:tc>
-      </w:tr>
-      <w:tr>
-        <w:tc>
-          <w:tcPr>
-            <w:tcW w:type="dxa" w:w="680"/>
-            <w:shd w:val="clear" w:color="auto" w:fill="FFFFFF"/>
-            <w:tcBorders>
-              <w:top w:val="single" w:sz="4" w:space="0" w:color="000000"/>
-              <w:left w:val="single" w:sz="4" w:space="0" w:color="000000"/>
-              <w:bottom w:val="single" w:sz="4" w:space="0" w:color="000000"/>
-              <w:right w:val="single" w:sz="4" w:space="0" w:color="000000"/>
-            </w:tcBorders>
-            <w:vAlign w:val="center"/>
-          </w:tcPr>
-          <w:p>
-            <w:pPr>
-              <w:spacing w:before="40" w:after="40"/>
-              <w:jc w:val="left"/>
-            </w:pPr>
-            <w:r>
-              <w:rPr>
-                <w:rFonts w:ascii="Adani" w:hAnsi="Adani"/>
-                <w:b w:val="0"/>
-                <w:sz w:val="18"/>
-                <w:u w:val="none"/>
-              </w:rPr>
-              <w:t>17</w:t>
+              <w:t>15</w:t>
             </w:r>
           </w:p>
         </w:tc>
@@ -2775,7 +2491,7 @@
                 <w:sz w:val="18"/>
                 <w:u w:val="none"/>
               </w:rPr>
-              <w:t>18</w:t>
+              <w:t>16</w:t>
             </w:r>
           </w:p>
         </w:tc>
@@ -2888,148 +2604,6 @@
                 <w:u w:val="none"/>
               </w:rPr>
               <w:t>08/03/2010</w:t>
-            </w:r>
-          </w:p>
-        </w:tc>
-      </w:tr>
-      <w:tr>
-        <w:tc>
-          <w:tcPr>
-            <w:tcW w:type="dxa" w:w="680"/>
-            <w:shd w:val="clear" w:color="auto" w:fill="FFFFFF"/>
-            <w:tcBorders>
-              <w:top w:val="single" w:sz="4" w:space="0" w:color="000000"/>
-              <w:left w:val="single" w:sz="4" w:space="0" w:color="000000"/>
-              <w:bottom w:val="single" w:sz="4" w:space="0" w:color="000000"/>
-              <w:right w:val="single" w:sz="4" w:space="0" w:color="000000"/>
-            </w:tcBorders>
-            <w:vAlign w:val="center"/>
-          </w:tcPr>
-          <w:p>
-            <w:pPr>
-              <w:spacing w:before="40" w:after="40"/>
-              <w:jc w:val="left"/>
-            </w:pPr>
-            <w:r>
-              <w:rPr>
-                <w:rFonts w:ascii="Adani" w:hAnsi="Adani"/>
-                <w:b w:val="0"/>
-                <w:sz w:val="18"/>
-                <w:u w:val="none"/>
-              </w:rPr>
-              <w:t>19</w:t>
-            </w:r>
-          </w:p>
-        </w:tc>
-        <w:tc>
-          <w:tcPr>
-            <w:tcW w:type="dxa" w:w="3969"/>
-            <w:shd w:val="clear" w:color="auto" w:fill="FFFFFF"/>
-            <w:tcBorders>
-              <w:top w:val="single" w:sz="4" w:space="0" w:color="000000"/>
-              <w:left w:val="single" w:sz="4" w:space="0" w:color="000000"/>
-              <w:bottom w:val="single" w:sz="4" w:space="0" w:color="000000"/>
-              <w:right w:val="single" w:sz="4" w:space="0" w:color="000000"/>
-            </w:tcBorders>
-            <w:vAlign w:val="center"/>
-          </w:tcPr>
-          <w:p>
-            <w:pPr>
-              <w:spacing w:before="40" w:after="40"/>
-              <w:jc w:val="left"/>
-            </w:pPr>
-            <w:r>
-              <w:rPr>
-                <w:rFonts w:ascii="Adani" w:hAnsi="Adani"/>
-                <w:b w:val="0"/>
-                <w:sz w:val="18"/>
-                <w:u w:val="none"/>
-              </w:rPr>
-              <w:t>ADANI TRUSTEE COMPANY PRIVATE LIMITED</w:t>
-            </w:r>
-          </w:p>
-        </w:tc>
-        <w:tc>
-          <w:tcPr>
-            <w:tcW w:type="dxa" w:w="1814"/>
-            <w:shd w:val="clear" w:color="auto" w:fill="FFFFFF"/>
-            <w:tcBorders>
-              <w:top w:val="single" w:sz="4" w:space="0" w:color="000000"/>
-              <w:left w:val="single" w:sz="4" w:space="0" w:color="000000"/>
-              <w:bottom w:val="single" w:sz="4" w:space="0" w:color="000000"/>
-              <w:right w:val="single" w:sz="4" w:space="0" w:color="000000"/>
-            </w:tcBorders>
-            <w:vAlign w:val="center"/>
-          </w:tcPr>
-          <w:p>
-            <w:pPr>
-              <w:spacing w:before="40" w:after="40"/>
-              <w:jc w:val="left"/>
-            </w:pPr>
-            <w:r>
-              <w:rPr>
-                <w:rFonts w:ascii="Adani" w:hAnsi="Adani"/>
-                <w:b w:val="0"/>
-                <w:sz w:val="18"/>
-                <w:u w:val="none"/>
-              </w:rPr>
-              <w:t>Director</w:t>
-            </w:r>
-          </w:p>
-        </w:tc>
-        <w:tc>
-          <w:tcPr>
-            <w:tcW w:type="dxa" w:w="1020"/>
-            <w:shd w:val="clear" w:color="auto" w:fill="FFFFFF"/>
-            <w:tcBorders>
-              <w:top w:val="single" w:sz="4" w:space="0" w:color="000000"/>
-              <w:left w:val="single" w:sz="4" w:space="0" w:color="000000"/>
-              <w:bottom w:val="single" w:sz="4" w:space="0" w:color="000000"/>
-              <w:right w:val="single" w:sz="4" w:space="0" w:color="000000"/>
-            </w:tcBorders>
-            <w:vAlign w:val="center"/>
-          </w:tcPr>
-          <w:p>
-            <w:pPr>
-              <w:spacing w:before="40" w:after="40"/>
-              <w:jc w:val="left"/>
-            </w:pPr>
-            <w:r>
-              <w:rPr>
-                <w:rFonts w:ascii="Adani" w:hAnsi="Adani"/>
-                <w:b w:val="0"/>
-                <w:sz w:val="18"/>
-                <w:u w:val="none"/>
-              </w:rPr>
-              <w:t>NIL</w:t>
-            </w:r>
-          </w:p>
-        </w:tc>
-        <w:tc>
-          <w:tcPr>
-            <w:tcW w:type="dxa" w:w="1247"/>
-            <w:shd w:val="clear" w:color="auto" w:fill="FFFFFF"/>
-            <w:tcBorders>
-              <w:top w:val="single" w:sz="4" w:space="0" w:color="000000"/>
-              <w:left w:val="single" w:sz="4" w:space="0" w:color="000000"/>
-              <w:bottom w:val="single" w:sz="4" w:space="0" w:color="000000"/>
-              <w:right w:val="single" w:sz="4" w:space="0" w:color="000000"/>
-            </w:tcBorders>
-            <w:vAlign w:val="center"/>
-          </w:tcPr>
-          <w:p>
-            <w:pPr>
-              <w:spacing w:before="40" w:after="40"/>
-              <w:jc w:val="left"/>
-            </w:pPr>
-            <w:r>
-              <w:rPr>
-                <w:rFonts w:ascii="Adani" w:hAnsi="Adani"/>
-                <w:b w:val="0"/>
-                <w:sz w:val="18"/>
-                <w:u w:val="none"/>
-              </w:rPr>
-              <w:t>31/05/2009</w:t>
             </w:r>
           </w:p>
         </w:tc>
@@ -3266,7 +2840,7 @@
                 <w:sz w:val="18"/>
                 <w:u w:val="none"/>
               </w:rPr>
-              <w:t>Date:   27th May, 2026</w:t>
+              <w:t>Date:   09th June, 2026</w:t>
             </w:r>
           </w:p>
         </w:tc>
@@ -4303,7 +3877,7 @@
                 <w:sz w:val="18"/>
                 <w:u w:val="none"/>
               </w:rPr>
-              <w:t>Date:   27th May, 2026</w:t>
+              <w:t>Date:   09th June, 2026</w:t>
             </w:r>
           </w:p>
         </w:tc>
@@ -4464,7 +4038,7 @@
           <w:sz w:val="20"/>
           <w:u w:val="none"/>
         </w:rPr>
-        <w:t>27th May, 2026</w:t>
+        <w:t>09th June, 2026</w:t>
       </w:r>
     </w:p>
     <w:p>
@@ -4524,7 +4098,7 @@
           <w:sz w:val="20"/>
           <w:u w:val="none"/>
         </w:rPr>
-        <w:t>PLR SYSTEMS PRIVATE LIMITED</w:t>
+        <w:t>PLR SYSTEMS (INDIA) LIMITED</w:t>
       </w:r>
     </w:p>
     <w:p>
@@ -4539,7 +4113,7 @@
           <w:sz w:val="20"/>
           <w:u w:val="none"/>
         </w:rPr>
-        <w:t>PLR SYSTEMS (INDIA) LIMITED</w:t>
+        <w:t>PLR SYSTEMS PRIVATE LIMITED</w:t>
       </w:r>
     </w:p>
     <w:p>
@@ -4629,7 +4203,7 @@
           <w:sz w:val="20"/>
           <w:u w:val="none"/>
         </w:rPr>
-        <w:t>ORDEFENCE SYSTEMS LIMITED</w:t>
+        <w:t>ADANI AEROSPACE AND DEFENCE LIMITED</w:t>
       </w:r>
     </w:p>
     <w:p>
@@ -4644,7 +4218,7 @@
           <w:sz w:val="20"/>
           <w:u w:val="none"/>
         </w:rPr>
-        <w:t>ADANI AEROSPACE AND DEFENCE LIMITED</w:t>
+        <w:t>ORDEFENCE SYSTEMS LIMITED</w:t>
       </w:r>
     </w:p>
     <w:p>
@@ -4719,21 +4293,6 @@
           <w:sz w:val="20"/>
           <w:u w:val="none"/>
         </w:rPr>
-        <w:t>ADANI GAS HOLDINGS LIMITED</w:t>
-      </w:r>
-    </w:p>
-    <w:p>
-      <w:pPr>
-        <w:spacing w:before="0" w:after="20"/>
-        <w:jc w:val="left"/>
-      </w:pPr>
-      <w:r>
-        <w:rPr>
-          <w:rFonts w:ascii="Adani" w:hAnsi="Adani"/>
-          <w:b/>
-          <w:sz w:val="20"/>
-          <w:u w:val="none"/>
-        </w:rPr>
         <w:t>ADANI SHIPPING (INDIA) LIMITED</w:t>
       </w:r>
     </w:p>
@@ -4750,21 +4309,6 @@
           <w:u w:val="none"/>
         </w:rPr>
         <w:t>ADANI INFRA (INDIA) LIMITED</w:t>
-      </w:r>
-    </w:p>
-    <w:p>
-      <w:pPr>
-        <w:spacing w:before="0" w:after="20"/>
-        <w:jc w:val="left"/>
-      </w:pPr>
-      <w:r>
-        <w:rPr>
-          <w:rFonts w:ascii="Adani" w:hAnsi="Adani"/>
-          <w:b/>
-          <w:sz w:val="20"/>
-          <w:u w:val="none"/>
-        </w:rPr>
-        <w:t>ADANI TRUSTEE COMPANY PRIVATE LIMITED</w:t>
       </w:r>
     </w:p>
     <w:p/>
@@ -4915,7 +4459,7 @@
           <w:sz w:val="20"/>
           <w:u w:val="none"/>
         </w:rPr>
-        <w:t>ORDEFENCE SYSTEMS LIMITED</w:t>
+        <w:t>ADANI AEROSPACE AND DEFENCE LIMITED</w:t>
       </w:r>
     </w:p>
     <w:p>
@@ -4930,7 +4474,7 @@
           <w:sz w:val="20"/>
           <w:u w:val="none"/>
         </w:rPr>
-        <w:t>ADANI AEROSPACE AND DEFENCE LIMITED</w:t>
+        <w:t>ORDEFENCE SYSTEMS LIMITED</w:t>
       </w:r>
     </w:p>
     <w:p>
@@ -4991,21 +4535,6 @@
           <w:u w:val="none"/>
         </w:rPr>
         <w:t>ADANI BUNKERING LIMITED</w:t>
-      </w:r>
-    </w:p>
-    <w:p>
-      <w:pPr>
-        <w:spacing w:before="0" w:after="20"/>
-        <w:jc w:val="left"/>
-      </w:pPr>
-      <w:r>
-        <w:rPr>
-          <w:rFonts w:ascii="Adani" w:hAnsi="Adani"/>
-          <w:b w:val="0"/>
-          <w:sz w:val="20"/>
-          <w:u w:val="none"/>
-        </w:rPr>
-        <w:t>ADANI GAS HOLDINGS LIMITED</w:t>
       </w:r>
     </w:p>
     <w:p>
@@ -5116,21 +4645,6 @@
           <w:u w:val="none"/>
         </w:rPr>
         <w:t>PLR SYSTEMS PRIVATE LIMITED</w:t>
-      </w:r>
-    </w:p>
-    <w:p>
-      <w:pPr>
-        <w:spacing w:before="0" w:after="20"/>
-        <w:jc w:val="left"/>
-      </w:pPr>
-      <w:r>
-        <w:rPr>
-          <w:rFonts w:ascii="Adani" w:hAnsi="Adani"/>
-          <w:b w:val="0"/>
-          <w:sz w:val="20"/>
-          <w:u w:val="none"/>
-        </w:rPr>
-        <w:t>ADANI TRUSTEE COMPANY PRIVATE LIMITED</w:t>
       </w:r>
     </w:p>
     <w:p/>
@@ -5888,7 +5402,7 @@
                 <w:sz w:val="18"/>
                 <w:u w:val="none"/>
               </w:rPr>
-              <w:t>19</w:t>
+              <w:t>16</w:t>
             </w:r>
           </w:p>
         </w:tc>
@@ -6117,120 +5631,6 @@
                 <w:sz w:val="18"/>
                 <w:u w:val="none"/>
               </w:rPr>
-              <w:t>Additional Director</w:t>
-            </w:r>
-          </w:p>
-        </w:tc>
-        <w:tc>
-          <w:tcPr>
-            <w:tcW w:type="dxa" w:w="1304"/>
-            <w:shd w:val="clear" w:color="auto" w:fill="FFFFFF"/>
-            <w:tcBorders>
-              <w:top w:val="single" w:sz="4" w:space="0" w:color="000000"/>
-              <w:left w:val="single" w:sz="4" w:space="0" w:color="000000"/>
-              <w:bottom w:val="single" w:sz="4" w:space="0" w:color="000000"/>
-              <w:right w:val="single" w:sz="4" w:space="0" w:color="000000"/>
-            </w:tcBorders>
-            <w:vAlign w:val="center"/>
-          </w:tcPr>
-          <w:p>
-            <w:pPr>
-              <w:spacing w:before="40" w:after="40"/>
-              <w:jc w:val="left"/>
-            </w:pPr>
-            <w:r>
-              <w:rPr>
-                <w:rFonts w:ascii="Adani" w:hAnsi="Adani"/>
-                <w:b w:val="0"/>
-                <w:sz w:val="18"/>
-                <w:u w:val="none"/>
-              </w:rPr>
-              <w:t>27/09/2023</w:t>
-            </w:r>
-          </w:p>
-        </w:tc>
-      </w:tr>
-      <w:tr>
-        <w:tc>
-          <w:tcPr>
-            <w:tcW w:type="dxa" w:w="2268"/>
-            <w:shd w:val="clear" w:color="auto" w:fill="FFFFFF"/>
-            <w:tcBorders>
-              <w:top w:val="single" w:sz="4" w:space="0" w:color="000000"/>
-              <w:left w:val="single" w:sz="4" w:space="0" w:color="000000"/>
-              <w:bottom w:val="single" w:sz="4" w:space="0" w:color="000000"/>
-              <w:right w:val="single" w:sz="4" w:space="0" w:color="000000"/>
-            </w:tcBorders>
-            <w:vAlign w:val="center"/>
-          </w:tcPr>
-          <w:p>
-            <w:pPr>
-              <w:spacing w:before="40" w:after="40"/>
-              <w:jc w:val="left"/>
-            </w:pPr>
-            <w:r>
-              <w:rPr>
-                <w:rFonts w:ascii="Adani" w:hAnsi="Adani"/>
-                <w:b w:val="0"/>
-                <w:sz w:val="18"/>
-                <w:u w:val="none"/>
-              </w:rPr>
-              <w:t>U74999DL2013PTC247911</w:t>
-            </w:r>
-          </w:p>
-        </w:tc>
-        <w:tc>
-          <w:tcPr>
-            <w:tcW w:type="dxa" w:w="4252"/>
-            <w:shd w:val="clear" w:color="auto" w:fill="FFFFFF"/>
-            <w:tcBorders>
-              <w:top w:val="single" w:sz="4" w:space="0" w:color="000000"/>
-              <w:left w:val="single" w:sz="4" w:space="0" w:color="000000"/>
-              <w:bottom w:val="single" w:sz="4" w:space="0" w:color="000000"/>
-              <w:right w:val="single" w:sz="4" w:space="0" w:color="000000"/>
-            </w:tcBorders>
-            <w:vAlign w:val="center"/>
-          </w:tcPr>
-          <w:p>
-            <w:pPr>
-              <w:spacing w:before="40" w:after="40"/>
-              <w:jc w:val="left"/>
-            </w:pPr>
-            <w:r>
-              <w:rPr>
-                <w:rFonts w:ascii="Adani" w:hAnsi="Adani"/>
-                <w:b w:val="0"/>
-                <w:sz w:val="18"/>
-                <w:u w:val="none"/>
-              </w:rPr>
-              <w:t>PLR SYSTEMS PRIVATE LIMITED</w:t>
-            </w:r>
-          </w:p>
-        </w:tc>
-        <w:tc>
-          <w:tcPr>
-            <w:tcW w:type="dxa" w:w="1587"/>
-            <w:shd w:val="clear" w:color="auto" w:fill="FFFFFF"/>
-            <w:tcBorders>
-              <w:top w:val="single" w:sz="4" w:space="0" w:color="000000"/>
-              <w:left w:val="single" w:sz="4" w:space="0" w:color="000000"/>
-              <w:bottom w:val="single" w:sz="4" w:space="0" w:color="000000"/>
-              <w:right w:val="single" w:sz="4" w:space="0" w:color="000000"/>
-            </w:tcBorders>
-            <w:vAlign w:val="center"/>
-          </w:tcPr>
-          <w:p>
-            <w:pPr>
-              <w:spacing w:before="40" w:after="40"/>
-              <w:jc w:val="left"/>
-            </w:pPr>
-            <w:r>
-              <w:rPr>
-                <w:rFonts w:ascii="Adani" w:hAnsi="Adani"/>
-                <w:b w:val="0"/>
-                <w:sz w:val="18"/>
-                <w:u w:val="none"/>
-              </w:rPr>
               <w:t>Director</w:t>
             </w:r>
           </w:p>
@@ -6259,7 +5659,7 @@
                 <w:sz w:val="18"/>
                 <w:u w:val="none"/>
               </w:rPr>
-              <w:t>21/08/2021</w:t>
+              <w:t>18/06/2024</w:t>
             </w:r>
           </w:p>
         </w:tc>
@@ -7087,7 +6487,7 @@
                 <w:sz w:val="18"/>
                 <w:u w:val="none"/>
               </w:rPr>
-              <w:t>U74999GJ2015PLC083877</w:t>
+              <w:t>U35115GJ2015PLC083876</w:t>
             </w:r>
           </w:p>
         </w:tc>
@@ -7115,7 +6515,7 @@
                 <w:sz w:val="18"/>
                 <w:u w:val="none"/>
               </w:rPr>
-              <w:t>ORDEFENCE SYSTEMS LIMITED</w:t>
+              <w:t>ADANI AEROSPACE AND DEFENCE LIMITED</w:t>
             </w:r>
           </w:p>
         </w:tc>
@@ -7201,7 +6601,7 @@
                 <w:sz w:val="18"/>
                 <w:u w:val="none"/>
               </w:rPr>
-              <w:t>U35115GJ2015PLC083876</w:t>
+              <w:t>U74999GJ2015PLC083877</w:t>
             </w:r>
           </w:p>
         </w:tc>
@@ -7229,7 +6629,7 @@
                 <w:sz w:val="18"/>
                 <w:u w:val="none"/>
               </w:rPr>
-              <w:t>ADANI AEROSPACE AND DEFENCE LIMITED</w:t>
+              <w:t>ORDEFENCE SYSTEMS LIMITED</w:t>
             </w:r>
           </w:p>
         </w:tc>
@@ -7771,120 +7171,6 @@
                 <w:sz w:val="18"/>
                 <w:u w:val="none"/>
               </w:rPr>
-              <w:t>U11200GJ2010PLC062148</w:t>
-            </w:r>
-          </w:p>
-        </w:tc>
-        <w:tc>
-          <w:tcPr>
-            <w:tcW w:type="dxa" w:w="4252"/>
-            <w:shd w:val="clear" w:color="auto" w:fill="FFFFFF"/>
-            <w:tcBorders>
-              <w:top w:val="single" w:sz="4" w:space="0" w:color="000000"/>
-              <w:left w:val="single" w:sz="4" w:space="0" w:color="000000"/>
-              <w:bottom w:val="single" w:sz="4" w:space="0" w:color="000000"/>
-              <w:right w:val="single" w:sz="4" w:space="0" w:color="000000"/>
-            </w:tcBorders>
-            <w:vAlign w:val="center"/>
-          </w:tcPr>
-          <w:p>
-            <w:pPr>
-              <w:spacing w:before="40" w:after="40"/>
-              <w:jc w:val="left"/>
-            </w:pPr>
-            <w:r>
-              <w:rPr>
-                <w:rFonts w:ascii="Adani" w:hAnsi="Adani"/>
-                <w:b w:val="0"/>
-                <w:sz w:val="18"/>
-                <w:u w:val="none"/>
-              </w:rPr>
-              <w:t>ADANI GAS HOLDINGS LIMITED</w:t>
-            </w:r>
-          </w:p>
-        </w:tc>
-        <w:tc>
-          <w:tcPr>
-            <w:tcW w:type="dxa" w:w="1587"/>
-            <w:shd w:val="clear" w:color="auto" w:fill="FFFFFF"/>
-            <w:tcBorders>
-              <w:top w:val="single" w:sz="4" w:space="0" w:color="000000"/>
-              <w:left w:val="single" w:sz="4" w:space="0" w:color="000000"/>
-              <w:bottom w:val="single" w:sz="4" w:space="0" w:color="000000"/>
-              <w:right w:val="single" w:sz="4" w:space="0" w:color="000000"/>
-            </w:tcBorders>
-            <w:vAlign w:val="center"/>
-          </w:tcPr>
-          <w:p>
-            <w:pPr>
-              <w:spacing w:before="40" w:after="40"/>
-              <w:jc w:val="left"/>
-            </w:pPr>
-            <w:r>
-              <w:rPr>
-                <w:rFonts w:ascii="Adani" w:hAnsi="Adani"/>
-                <w:b w:val="0"/>
-                <w:sz w:val="18"/>
-                <w:u w:val="none"/>
-              </w:rPr>
-              <w:t>Director</w:t>
-            </w:r>
-          </w:p>
-        </w:tc>
-        <w:tc>
-          <w:tcPr>
-            <w:tcW w:type="dxa" w:w="1304"/>
-            <w:shd w:val="clear" w:color="auto" w:fill="FFFFFF"/>
-            <w:tcBorders>
-              <w:top w:val="single" w:sz="4" w:space="0" w:color="000000"/>
-              <w:left w:val="single" w:sz="4" w:space="0" w:color="000000"/>
-              <w:bottom w:val="single" w:sz="4" w:space="0" w:color="000000"/>
-              <w:right w:val="single" w:sz="4" w:space="0" w:color="000000"/>
-            </w:tcBorders>
-            <w:vAlign w:val="center"/>
-          </w:tcPr>
-          <w:p>
-            <w:pPr>
-              <w:spacing w:before="40" w:after="40"/>
-              <w:jc w:val="left"/>
-            </w:pPr>
-            <w:r>
-              <w:rPr>
-                <w:rFonts w:ascii="Adani" w:hAnsi="Adani"/>
-                <w:b w:val="0"/>
-                <w:sz w:val="18"/>
-                <w:u w:val="none"/>
-              </w:rPr>
-              <w:t>28/08/2010</w:t>
-            </w:r>
-          </w:p>
-        </w:tc>
-      </w:tr>
-      <w:tr>
-        <w:tc>
-          <w:tcPr>
-            <w:tcW w:type="dxa" w:w="2268"/>
-            <w:shd w:val="clear" w:color="auto" w:fill="FFFFFF"/>
-            <w:tcBorders>
-              <w:top w:val="single" w:sz="4" w:space="0" w:color="000000"/>
-              <w:left w:val="single" w:sz="4" w:space="0" w:color="000000"/>
-              <w:bottom w:val="single" w:sz="4" w:space="0" w:color="000000"/>
-              <w:right w:val="single" w:sz="4" w:space="0" w:color="000000"/>
-            </w:tcBorders>
-            <w:vAlign w:val="center"/>
-          </w:tcPr>
-          <w:p>
-            <w:pPr>
-              <w:spacing w:before="40" w:after="40"/>
-              <w:jc w:val="left"/>
-            </w:pPr>
-            <w:r>
-              <w:rPr>
-                <w:rFonts w:ascii="Adani" w:hAnsi="Adani"/>
-                <w:b w:val="0"/>
-                <w:sz w:val="18"/>
-                <w:u w:val="none"/>
-              </w:rPr>
               <w:t>U63090MH2010PLC207152</w:t>
             </w:r>
           </w:p>
@@ -8084,120 +7370,6 @@
                 <w:u w:val="none"/>
               </w:rPr>
               <w:t>08/03/2010</w:t>
-            </w:r>
-          </w:p>
-        </w:tc>
-      </w:tr>
-      <w:tr>
-        <w:tc>
-          <w:tcPr>
-            <w:tcW w:type="dxa" w:w="2268"/>
-            <w:shd w:val="clear" w:color="auto" w:fill="FFFFFF"/>
-            <w:tcBorders>
-              <w:top w:val="single" w:sz="4" w:space="0" w:color="000000"/>
-              <w:left w:val="single" w:sz="4" w:space="0" w:color="000000"/>
-              <w:bottom w:val="single" w:sz="4" w:space="0" w:color="000000"/>
-              <w:right w:val="single" w:sz="4" w:space="0" w:color="000000"/>
-            </w:tcBorders>
-            <w:vAlign w:val="center"/>
-          </w:tcPr>
-          <w:p>
-            <w:pPr>
-              <w:spacing w:before="40" w:after="40"/>
-              <w:jc w:val="left"/>
-            </w:pPr>
-            <w:r>
-              <w:rPr>
-                <w:rFonts w:ascii="Adani" w:hAnsi="Adani"/>
-                <w:b w:val="0"/>
-                <w:sz w:val="18"/>
-                <w:u w:val="none"/>
-              </w:rPr>
-              <w:t>U74999GJ2000PTC038407</w:t>
-            </w:r>
-          </w:p>
-        </w:tc>
-        <w:tc>
-          <w:tcPr>
-            <w:tcW w:type="dxa" w:w="4252"/>
-            <w:shd w:val="clear" w:color="auto" w:fill="FFFFFF"/>
-            <w:tcBorders>
-              <w:top w:val="single" w:sz="4" w:space="0" w:color="000000"/>
-              <w:left w:val="single" w:sz="4" w:space="0" w:color="000000"/>
-              <w:bottom w:val="single" w:sz="4" w:space="0" w:color="000000"/>
-              <w:right w:val="single" w:sz="4" w:space="0" w:color="000000"/>
-            </w:tcBorders>
-            <w:vAlign w:val="center"/>
-          </w:tcPr>
-          <w:p>
-            <w:pPr>
-              <w:spacing w:before="40" w:after="40"/>
-              <w:jc w:val="left"/>
-            </w:pPr>
-            <w:r>
-              <w:rPr>
-                <w:rFonts w:ascii="Adani" w:hAnsi="Adani"/>
-                <w:b w:val="0"/>
-                <w:sz w:val="18"/>
-                <w:u w:val="none"/>
-              </w:rPr>
-              <w:t>ADANI TRUSTEE COMPANY PRIVATE LIMITED</w:t>
-            </w:r>
-          </w:p>
-        </w:tc>
-        <w:tc>
-          <w:tcPr>
-            <w:tcW w:type="dxa" w:w="1587"/>
-            <w:shd w:val="clear" w:color="auto" w:fill="FFFFFF"/>
-            <w:tcBorders>
-              <w:top w:val="single" w:sz="4" w:space="0" w:color="000000"/>
-              <w:left w:val="single" w:sz="4" w:space="0" w:color="000000"/>
-              <w:bottom w:val="single" w:sz="4" w:space="0" w:color="000000"/>
-              <w:right w:val="single" w:sz="4" w:space="0" w:color="000000"/>
-            </w:tcBorders>
-            <w:vAlign w:val="center"/>
-          </w:tcPr>
-          <w:p>
-            <w:pPr>
-              <w:spacing w:before="40" w:after="40"/>
-              <w:jc w:val="left"/>
-            </w:pPr>
-            <w:r>
-              <w:rPr>
-                <w:rFonts w:ascii="Adani" w:hAnsi="Adani"/>
-                <w:b w:val="0"/>
-                <w:sz w:val="18"/>
-                <w:u w:val="none"/>
-              </w:rPr>
-              <w:t>Director</w:t>
-            </w:r>
-          </w:p>
-        </w:tc>
-        <w:tc>
-          <w:tcPr>
-            <w:tcW w:type="dxa" w:w="1304"/>
-            <w:shd w:val="clear" w:color="auto" w:fill="FFFFFF"/>
-            <w:tcBorders>
-              <w:top w:val="single" w:sz="4" w:space="0" w:color="000000"/>
-              <w:left w:val="single" w:sz="4" w:space="0" w:color="000000"/>
-              <w:bottom w:val="single" w:sz="4" w:space="0" w:color="000000"/>
-              <w:right w:val="single" w:sz="4" w:space="0" w:color="000000"/>
-            </w:tcBorders>
-            <w:vAlign w:val="center"/>
-          </w:tcPr>
-          <w:p>
-            <w:pPr>
-              <w:spacing w:before="40" w:after="40"/>
-              <w:jc w:val="left"/>
-            </w:pPr>
-            <w:r>
-              <w:rPr>
-                <w:rFonts w:ascii="Adani" w:hAnsi="Adani"/>
-                <w:b w:val="0"/>
-                <w:sz w:val="18"/>
-                <w:u w:val="none"/>
-              </w:rPr>
-              <w:t>31/05/2009</w:t>
             </w:r>
           </w:p>
         </w:tc>
